--- a/Reports/LW7-8_Bashuk_PI231.docx
+++ b/Reports/LW7-8_Bashuk_PI231.docx
@@ -13493,6 +13493,7 @@
         <w:rPr>
           <w:sz w:val="24"/>
           <w:szCs w:val="24"/>
+          <w:lang w:val="ru-RU"/>
         </w:rPr>
       </w:pPr>
       <w:r>
@@ -13503,13 +13504,3893 @@
         <w:t>Рисунок 12 – Результат теств після рефакторингу</w:t>
       </w:r>
     </w:p>
+    <w:p>
+      <w:pPr>
+        <w:pStyle w:val="af5"/>
+        <w:rPr>
+          <w:sz w:val="24"/>
+          <w:szCs w:val="18"/>
+        </w:rPr>
+      </w:pPr>
+      <w:r>
+        <w:rPr>
+          <w:sz w:val="24"/>
+          <w:szCs w:val="18"/>
+        </w:rPr>
+        <w:t>Завдання 4</w:t>
+      </w:r>
+    </w:p>
+    <w:p>
+      <w:pPr>
+        <w:jc w:val="both"/>
+        <w:rPr>
+          <w:sz w:val="24"/>
+          <w:szCs w:val="20"/>
+          <w:lang w:val="en-US"/>
+        </w:rPr>
+      </w:pPr>
+      <w:r>
+        <w:rPr>
+          <w:sz w:val="24"/>
+          <w:szCs w:val="20"/>
+        </w:rPr>
+        <w:tab/>
+        <w:t xml:space="preserve">Створено </w:t>
+      </w:r>
+      <w:r>
+        <w:rPr>
+          <w:sz w:val="24"/>
+          <w:szCs w:val="20"/>
+          <w:lang w:val="en-US"/>
+        </w:rPr>
+        <w:t>CustomWebApplicationFactory</w:t>
+      </w:r>
+      <w:r>
+        <w:rPr>
+          <w:sz w:val="24"/>
+          <w:szCs w:val="20"/>
+        </w:rPr>
+        <w:t xml:space="preserve">, </w:t>
+      </w:r>
+      <w:r>
+        <w:rPr>
+          <w:sz w:val="24"/>
+          <w:szCs w:val="20"/>
+        </w:rPr>
+        <w:t xml:space="preserve">що замінює віддалено БД на локальну із встановленими елементами в </w:t>
+      </w:r>
+      <w:r>
+        <w:rPr>
+          <w:sz w:val="24"/>
+          <w:szCs w:val="20"/>
+          <w:lang w:val="en-US"/>
+        </w:rPr>
+        <w:t>SeedPeople</w:t>
+      </w:r>
+      <w:r>
+        <w:rPr>
+          <w:sz w:val="24"/>
+          <w:szCs w:val="20"/>
+        </w:rPr>
+        <w:t>:</w:t>
+      </w:r>
+    </w:p>
+    <w:p>
+      <w:pPr>
+        <w:rPr>
+          <w:sz w:val="24"/>
+          <w:szCs w:val="20"/>
+        </w:rPr>
+      </w:pPr>
+      <w:r>
+        <w:rPr>
+          <w:sz w:val="24"/>
+          <w:szCs w:val="20"/>
+        </w:rPr>
+        <w:t>using Microsoft.AspNetCore.Mvc.Testing;</w:t>
+      </w:r>
+    </w:p>
+    <w:p>
+      <w:pPr>
+        <w:rPr>
+          <w:sz w:val="24"/>
+          <w:szCs w:val="20"/>
+        </w:rPr>
+      </w:pPr>
+      <w:r>
+        <w:rPr>
+          <w:sz w:val="24"/>
+          <w:szCs w:val="20"/>
+        </w:rPr>
+        <w:t>using System;</w:t>
+      </w:r>
+    </w:p>
+    <w:p>
+      <w:pPr>
+        <w:rPr>
+          <w:sz w:val="24"/>
+          <w:szCs w:val="20"/>
+        </w:rPr>
+      </w:pPr>
+      <w:r>
+        <w:rPr>
+          <w:sz w:val="24"/>
+          <w:szCs w:val="20"/>
+        </w:rPr>
+        <w:t>using System.Collections.Generic;</w:t>
+      </w:r>
+    </w:p>
+    <w:p>
+      <w:pPr>
+        <w:rPr>
+          <w:sz w:val="24"/>
+          <w:szCs w:val="20"/>
+        </w:rPr>
+      </w:pPr>
+      <w:r>
+        <w:rPr>
+          <w:sz w:val="24"/>
+          <w:szCs w:val="20"/>
+        </w:rPr>
+        <w:t>using System.Linq;</w:t>
+      </w:r>
+    </w:p>
+    <w:p>
+      <w:pPr>
+        <w:rPr>
+          <w:sz w:val="24"/>
+          <w:szCs w:val="20"/>
+        </w:rPr>
+      </w:pPr>
+      <w:r>
+        <w:rPr>
+          <w:sz w:val="24"/>
+          <w:szCs w:val="20"/>
+        </w:rPr>
+        <w:t>using System.Text;</w:t>
+      </w:r>
+    </w:p>
+    <w:p>
+      <w:pPr>
+        <w:rPr>
+          <w:sz w:val="24"/>
+          <w:szCs w:val="20"/>
+        </w:rPr>
+      </w:pPr>
+      <w:r>
+        <w:rPr>
+          <w:sz w:val="24"/>
+          <w:szCs w:val="20"/>
+        </w:rPr>
+        <w:t>using System.Threading.Tasks;</w:t>
+      </w:r>
+    </w:p>
+    <w:p>
+      <w:pPr>
+        <w:rPr>
+          <w:sz w:val="24"/>
+          <w:szCs w:val="20"/>
+        </w:rPr>
+      </w:pPr>
+      <w:r>
+        <w:rPr>
+          <w:sz w:val="24"/>
+          <w:szCs w:val="20"/>
+        </w:rPr>
+        <w:t>using Mongo2Go;</w:t>
+      </w:r>
+    </w:p>
+    <w:p>
+      <w:pPr>
+        <w:rPr>
+          <w:sz w:val="24"/>
+          <w:szCs w:val="20"/>
+        </w:rPr>
+      </w:pPr>
+      <w:r>
+        <w:rPr>
+          <w:sz w:val="24"/>
+          <w:szCs w:val="20"/>
+        </w:rPr>
+        <w:lastRenderedPageBreak/>
+        <w:t>using Microsoft.AspNetCore.Hosting;</w:t>
+      </w:r>
+    </w:p>
+    <w:p>
+      <w:pPr>
+        <w:rPr>
+          <w:sz w:val="24"/>
+          <w:szCs w:val="20"/>
+        </w:rPr>
+      </w:pPr>
+      <w:r>
+        <w:rPr>
+          <w:sz w:val="24"/>
+          <w:szCs w:val="20"/>
+        </w:rPr>
+        <w:t>using MongoDB.Driver;</w:t>
+      </w:r>
+    </w:p>
+    <w:p>
+      <w:pPr>
+        <w:rPr>
+          <w:sz w:val="24"/>
+          <w:szCs w:val="20"/>
+        </w:rPr>
+      </w:pPr>
+      <w:r>
+        <w:rPr>
+          <w:sz w:val="24"/>
+          <w:szCs w:val="20"/>
+        </w:rPr>
+        <w:t>using Microsoft.Extensions.DependencyInjection;</w:t>
+      </w:r>
+    </w:p>
+    <w:p>
+      <w:pPr>
+        <w:rPr>
+          <w:sz w:val="24"/>
+          <w:szCs w:val="20"/>
+        </w:rPr>
+      </w:pPr>
+      <w:r>
+        <w:rPr>
+          <w:sz w:val="24"/>
+          <w:szCs w:val="20"/>
+        </w:rPr>
+        <w:t>using Microsoft.AspNetCore.Mvc.Authorization;</w:t>
+      </w:r>
+    </w:p>
+    <w:p>
+      <w:pPr>
+        <w:rPr>
+          <w:sz w:val="24"/>
+          <w:szCs w:val="20"/>
+        </w:rPr>
+      </w:pPr>
+      <w:r>
+        <w:rPr>
+          <w:sz w:val="24"/>
+          <w:szCs w:val="20"/>
+        </w:rPr>
+        <w:t xml:space="preserve"> namespace IntegrationTest.Setting</w:t>
+      </w:r>
+    </w:p>
+    <w:p>
+      <w:pPr>
+        <w:rPr>
+          <w:sz w:val="24"/>
+          <w:szCs w:val="20"/>
+        </w:rPr>
+      </w:pPr>
+      <w:r>
+        <w:rPr>
+          <w:sz w:val="24"/>
+          <w:szCs w:val="20"/>
+        </w:rPr>
+        <w:t>{</w:t>
+      </w:r>
+    </w:p>
+    <w:p>
+      <w:pPr>
+        <w:rPr>
+          <w:sz w:val="24"/>
+          <w:szCs w:val="20"/>
+        </w:rPr>
+      </w:pPr>
+      <w:r>
+        <w:rPr>
+          <w:sz w:val="24"/>
+          <w:szCs w:val="20"/>
+        </w:rPr>
+        <w:t>    public class CustomWebApplicationFactory : WebApplicationFactory&lt;Program&gt;</w:t>
+      </w:r>
+    </w:p>
+    <w:p>
+      <w:pPr>
+        <w:rPr>
+          <w:sz w:val="24"/>
+          <w:szCs w:val="20"/>
+        </w:rPr>
+      </w:pPr>
+      <w:r>
+        <w:rPr>
+          <w:sz w:val="24"/>
+          <w:szCs w:val="20"/>
+        </w:rPr>
+        <w:t>    {</w:t>
+      </w:r>
+    </w:p>
+    <w:p>
+      <w:pPr>
+        <w:rPr>
+          <w:sz w:val="24"/>
+          <w:szCs w:val="20"/>
+        </w:rPr>
+      </w:pPr>
+      <w:r>
+        <w:rPr>
+          <w:sz w:val="24"/>
+          <w:szCs w:val="20"/>
+        </w:rPr>
+        <w:t>        private MongoDbRunner runner;</w:t>
+      </w:r>
+    </w:p>
+    <w:p>
+      <w:pPr>
+        <w:rPr>
+          <w:sz w:val="24"/>
+          <w:szCs w:val="20"/>
+        </w:rPr>
+      </w:pPr>
+      <w:r>
+        <w:rPr>
+          <w:sz w:val="24"/>
+          <w:szCs w:val="20"/>
+        </w:rPr>
+        <w:t xml:space="preserve">         protected override void ConfigureWebHost(IWebHostBuilder builder)</w:t>
+      </w:r>
+    </w:p>
+    <w:p>
+      <w:pPr>
+        <w:rPr>
+          <w:sz w:val="24"/>
+          <w:szCs w:val="20"/>
+        </w:rPr>
+      </w:pPr>
+      <w:r>
+        <w:rPr>
+          <w:sz w:val="24"/>
+          <w:szCs w:val="20"/>
+        </w:rPr>
+        <w:t>        {</w:t>
+      </w:r>
+    </w:p>
+    <w:p>
+      <w:pPr>
+        <w:rPr>
+          <w:sz w:val="24"/>
+          <w:szCs w:val="20"/>
+        </w:rPr>
+      </w:pPr>
+      <w:r>
+        <w:rPr>
+          <w:sz w:val="24"/>
+          <w:szCs w:val="20"/>
+        </w:rPr>
+        <w:t>            builder.ConfigureServices(service =&gt;</w:t>
+      </w:r>
+    </w:p>
+    <w:p>
+      <w:pPr>
+        <w:rPr>
+          <w:sz w:val="24"/>
+          <w:szCs w:val="20"/>
+        </w:rPr>
+      </w:pPr>
+      <w:r>
+        <w:rPr>
+          <w:sz w:val="24"/>
+          <w:szCs w:val="20"/>
+        </w:rPr>
+        <w:t>            {</w:t>
+      </w:r>
+    </w:p>
+    <w:p>
+      <w:pPr>
+        <w:rPr>
+          <w:sz w:val="24"/>
+          <w:szCs w:val="20"/>
+        </w:rPr>
+      </w:pPr>
+      <w:r>
+        <w:rPr>
+          <w:sz w:val="24"/>
+          <w:szCs w:val="20"/>
+        </w:rPr>
+        <w:t>                runner = MongoDbRunner.Start();</w:t>
+      </w:r>
+    </w:p>
+    <w:p>
+      <w:pPr>
+        <w:rPr>
+          <w:sz w:val="24"/>
+          <w:szCs w:val="20"/>
+        </w:rPr>
+      </w:pPr>
+      <w:r>
+        <w:rPr>
+          <w:sz w:val="24"/>
+          <w:szCs w:val="20"/>
+        </w:rPr>
+        <w:t xml:space="preserve">                 var descriptor = service.SingleOrDefault(s =&gt; s.ServiceType == typeof(IMongoClient));</w:t>
+      </w:r>
+    </w:p>
+    <w:p>
+      <w:pPr>
+        <w:rPr>
+          <w:sz w:val="24"/>
+          <w:szCs w:val="20"/>
+        </w:rPr>
+      </w:pPr>
+      <w:r>
+        <w:rPr>
+          <w:sz w:val="24"/>
+          <w:szCs w:val="20"/>
+        </w:rPr>
+        <w:t xml:space="preserve">                 if (descriptor is not null)</w:t>
+      </w:r>
+    </w:p>
+    <w:p>
+      <w:pPr>
+        <w:rPr>
+          <w:sz w:val="24"/>
+          <w:szCs w:val="20"/>
+        </w:rPr>
+      </w:pPr>
+      <w:r>
+        <w:rPr>
+          <w:sz w:val="24"/>
+          <w:szCs w:val="20"/>
+        </w:rPr>
+        <w:t>                    service.Remove(descriptor);</w:t>
+      </w:r>
+    </w:p>
+    <w:p>
+      <w:pPr>
+        <w:rPr>
+          <w:sz w:val="24"/>
+          <w:szCs w:val="20"/>
+        </w:rPr>
+      </w:pPr>
+      <w:r>
+        <w:rPr>
+          <w:sz w:val="24"/>
+          <w:szCs w:val="20"/>
+        </w:rPr>
+        <w:t xml:space="preserve">                 service.AddSingleton&lt;IMongoClient&gt;(sp =&gt; new MongoClient(runner.ConnectionString));</w:t>
+      </w:r>
+    </w:p>
+    <w:p>
+      <w:pPr>
+        <w:rPr>
+          <w:sz w:val="24"/>
+          <w:szCs w:val="20"/>
+        </w:rPr>
+      </w:pPr>
+      <w:r>
+        <w:rPr>
+          <w:sz w:val="24"/>
+          <w:szCs w:val="20"/>
+        </w:rPr>
+        <w:t xml:space="preserve"> </w:t>
+      </w:r>
+    </w:p>
+    <w:p>
+      <w:pPr>
+        <w:rPr>
+          <w:sz w:val="24"/>
+          <w:szCs w:val="20"/>
+        </w:rPr>
+      </w:pPr>
+      <w:r>
+        <w:rPr>
+          <w:sz w:val="24"/>
+          <w:szCs w:val="20"/>
+        </w:rPr>
+        <w:t>                service.AddSingleton(sp =&gt;</w:t>
+      </w:r>
+    </w:p>
+    <w:p>
+      <w:pPr>
+        <w:rPr>
+          <w:sz w:val="24"/>
+          <w:szCs w:val="20"/>
+        </w:rPr>
+      </w:pPr>
+      <w:r>
+        <w:rPr>
+          <w:sz w:val="24"/>
+          <w:szCs w:val="20"/>
+        </w:rPr>
+        <w:t>                {</w:t>
+      </w:r>
+    </w:p>
+    <w:p>
+      <w:pPr>
+        <w:rPr>
+          <w:sz w:val="24"/>
+          <w:szCs w:val="20"/>
+        </w:rPr>
+      </w:pPr>
+      <w:r>
+        <w:rPr>
+          <w:sz w:val="24"/>
+          <w:szCs w:val="20"/>
+        </w:rPr>
+        <w:t>                    var Client = sp.GetRequiredService&lt;IMongoClient&gt;();</w:t>
+      </w:r>
+    </w:p>
+    <w:p>
+      <w:pPr>
+        <w:rPr>
+          <w:sz w:val="24"/>
+          <w:szCs w:val="20"/>
+        </w:rPr>
+      </w:pPr>
+      <w:r>
+        <w:rPr>
+          <w:sz w:val="24"/>
+          <w:szCs w:val="20"/>
+        </w:rPr>
+        <w:t>                    return Client.GetDatabase("IntegrateDB");</w:t>
+      </w:r>
+    </w:p>
+    <w:p>
+      <w:pPr>
+        <w:rPr>
+          <w:sz w:val="24"/>
+          <w:szCs w:val="20"/>
+        </w:rPr>
+      </w:pPr>
+      <w:r>
+        <w:rPr>
+          <w:sz w:val="24"/>
+          <w:szCs w:val="20"/>
+        </w:rPr>
+        <w:t>                });</w:t>
+      </w:r>
+    </w:p>
+    <w:p>
+      <w:pPr>
+        <w:rPr>
+          <w:sz w:val="24"/>
+          <w:szCs w:val="20"/>
+        </w:rPr>
+      </w:pPr>
+      <w:r>
+        <w:rPr>
+          <w:sz w:val="24"/>
+          <w:szCs w:val="20"/>
+        </w:rPr>
+        <w:t xml:space="preserve">                 service.AddSingleton&lt;SeedPeople&gt;();</w:t>
+      </w:r>
+    </w:p>
+    <w:p>
+      <w:pPr>
+        <w:rPr>
+          <w:sz w:val="24"/>
+          <w:szCs w:val="20"/>
+        </w:rPr>
+      </w:pPr>
+      <w:r>
+        <w:rPr>
+          <w:sz w:val="24"/>
+          <w:szCs w:val="20"/>
+        </w:rPr>
+        <w:t xml:space="preserve">             });</w:t>
+      </w:r>
+    </w:p>
+    <w:p>
+      <w:pPr>
+        <w:rPr>
+          <w:sz w:val="24"/>
+          <w:szCs w:val="20"/>
+        </w:rPr>
+      </w:pPr>
+      <w:r>
+        <w:rPr>
+          <w:sz w:val="24"/>
+          <w:szCs w:val="20"/>
+        </w:rPr>
+        <w:t xml:space="preserve">        } </w:t>
+      </w:r>
+    </w:p>
+    <w:p>
+      <w:pPr>
+        <w:rPr>
+          <w:sz w:val="24"/>
+          <w:szCs w:val="20"/>
+        </w:rPr>
+      </w:pPr>
+      <w:r>
+        <w:rPr>
+          <w:sz w:val="24"/>
+          <w:szCs w:val="20"/>
+        </w:rPr>
+        <w:t>        protected override void Dispose(bool disposing)</w:t>
+      </w:r>
+    </w:p>
+    <w:p>
+      <w:pPr>
+        <w:rPr>
+          <w:sz w:val="24"/>
+          <w:szCs w:val="20"/>
+        </w:rPr>
+      </w:pPr>
+      <w:r>
+        <w:rPr>
+          <w:sz w:val="24"/>
+          <w:szCs w:val="20"/>
+        </w:rPr>
+        <w:t>        {</w:t>
+      </w:r>
+    </w:p>
+    <w:p>
+      <w:pPr>
+        <w:rPr>
+          <w:sz w:val="24"/>
+          <w:szCs w:val="20"/>
+        </w:rPr>
+      </w:pPr>
+      <w:r>
+        <w:rPr>
+          <w:sz w:val="24"/>
+          <w:szCs w:val="20"/>
+        </w:rPr>
+        <w:t>            base.Dispose(disposing);</w:t>
+      </w:r>
+    </w:p>
+    <w:p>
+      <w:pPr>
+        <w:rPr>
+          <w:sz w:val="24"/>
+          <w:szCs w:val="20"/>
+        </w:rPr>
+      </w:pPr>
+      <w:r>
+        <w:rPr>
+          <w:sz w:val="24"/>
+          <w:szCs w:val="20"/>
+        </w:rPr>
+        <w:t>            runner?.Dispose();</w:t>
+      </w:r>
+    </w:p>
+    <w:p>
+      <w:pPr>
+        <w:rPr>
+          <w:sz w:val="24"/>
+          <w:szCs w:val="20"/>
+        </w:rPr>
+      </w:pPr>
+      <w:r>
+        <w:rPr>
+          <w:sz w:val="24"/>
+          <w:szCs w:val="20"/>
+        </w:rPr>
+        <w:t>        }</w:t>
+      </w:r>
+    </w:p>
+    <w:p>
+      <w:pPr>
+        <w:rPr>
+          <w:sz w:val="24"/>
+          <w:szCs w:val="20"/>
+        </w:rPr>
+      </w:pPr>
+      <w:r>
+        <w:rPr>
+          <w:sz w:val="24"/>
+          <w:szCs w:val="20"/>
+        </w:rPr>
+        <w:lastRenderedPageBreak/>
+        <w:t>    }</w:t>
+      </w:r>
+    </w:p>
+    <w:p>
+      <w:pPr>
+        <w:rPr>
+          <w:sz w:val="24"/>
+          <w:szCs w:val="20"/>
+          <w:lang w:val="en-US"/>
+        </w:rPr>
+      </w:pPr>
+      <w:r>
+        <w:rPr>
+          <w:sz w:val="24"/>
+          <w:szCs w:val="20"/>
+        </w:rPr>
+        <w:t>}</w:t>
+      </w:r>
+    </w:p>
+    <w:p>
+      <w:pPr>
+        <w:rPr>
+          <w:sz w:val="24"/>
+          <w:szCs w:val="20"/>
+        </w:rPr>
+      </w:pPr>
+      <w:r>
+        <w:rPr>
+          <w:sz w:val="24"/>
+          <w:szCs w:val="20"/>
+        </w:rPr>
+        <w:t>using LW4_task_3.Models.Entities;</w:t>
+      </w:r>
+    </w:p>
+    <w:p>
+      <w:pPr>
+        <w:rPr>
+          <w:sz w:val="24"/>
+          <w:szCs w:val="20"/>
+        </w:rPr>
+      </w:pPr>
+      <w:r>
+        <w:rPr>
+          <w:sz w:val="24"/>
+          <w:szCs w:val="20"/>
+        </w:rPr>
+        <w:t>using MongoDB.Driver;</w:t>
+      </w:r>
+    </w:p>
+    <w:p>
+      <w:pPr>
+        <w:rPr>
+          <w:sz w:val="24"/>
+          <w:szCs w:val="20"/>
+        </w:rPr>
+      </w:pPr>
+      <w:r>
+        <w:rPr>
+          <w:sz w:val="24"/>
+          <w:szCs w:val="20"/>
+        </w:rPr>
+        <w:t>using System;</w:t>
+      </w:r>
+    </w:p>
+    <w:p>
+      <w:pPr>
+        <w:rPr>
+          <w:sz w:val="24"/>
+          <w:szCs w:val="20"/>
+        </w:rPr>
+      </w:pPr>
+      <w:r>
+        <w:rPr>
+          <w:sz w:val="24"/>
+          <w:szCs w:val="20"/>
+        </w:rPr>
+        <w:t>using System.Collections.Generic;</w:t>
+      </w:r>
+    </w:p>
+    <w:p>
+      <w:pPr>
+        <w:rPr>
+          <w:sz w:val="24"/>
+          <w:szCs w:val="20"/>
+        </w:rPr>
+      </w:pPr>
+      <w:r>
+        <w:rPr>
+          <w:sz w:val="24"/>
+          <w:szCs w:val="20"/>
+        </w:rPr>
+        <w:t>using System.Linq;</w:t>
+      </w:r>
+    </w:p>
+    <w:p>
+      <w:pPr>
+        <w:rPr>
+          <w:sz w:val="24"/>
+          <w:szCs w:val="20"/>
+        </w:rPr>
+      </w:pPr>
+      <w:r>
+        <w:rPr>
+          <w:sz w:val="24"/>
+          <w:szCs w:val="20"/>
+        </w:rPr>
+        <w:t>using System.Text;</w:t>
+      </w:r>
+    </w:p>
+    <w:p>
+      <w:pPr>
+        <w:rPr>
+          <w:sz w:val="24"/>
+          <w:szCs w:val="20"/>
+        </w:rPr>
+      </w:pPr>
+      <w:r>
+        <w:rPr>
+          <w:sz w:val="24"/>
+          <w:szCs w:val="20"/>
+        </w:rPr>
+        <w:t>using System.Threading.Tasks;</w:t>
+      </w:r>
+    </w:p>
+    <w:p>
+      <w:pPr>
+        <w:rPr>
+          <w:sz w:val="24"/>
+          <w:szCs w:val="20"/>
+        </w:rPr>
+      </w:pPr>
+      <w:r>
+        <w:rPr>
+          <w:sz w:val="24"/>
+          <w:szCs w:val="20"/>
+        </w:rPr>
+        <w:t xml:space="preserve"> namespace IntegrationTest.Setting</w:t>
+      </w:r>
+    </w:p>
+    <w:p>
+      <w:pPr>
+        <w:rPr>
+          <w:sz w:val="24"/>
+          <w:szCs w:val="20"/>
+        </w:rPr>
+      </w:pPr>
+      <w:r>
+        <w:rPr>
+          <w:sz w:val="24"/>
+          <w:szCs w:val="20"/>
+        </w:rPr>
+        <w:t>{</w:t>
+      </w:r>
+    </w:p>
+    <w:p>
+      <w:pPr>
+        <w:rPr>
+          <w:sz w:val="24"/>
+          <w:szCs w:val="20"/>
+        </w:rPr>
+      </w:pPr>
+      <w:r>
+        <w:rPr>
+          <w:sz w:val="24"/>
+          <w:szCs w:val="20"/>
+        </w:rPr>
+        <w:t>    public class SeedPeople</w:t>
+      </w:r>
+    </w:p>
+    <w:p>
+      <w:pPr>
+        <w:rPr>
+          <w:sz w:val="24"/>
+          <w:szCs w:val="20"/>
+        </w:rPr>
+      </w:pPr>
+      <w:r>
+        <w:rPr>
+          <w:sz w:val="24"/>
+          <w:szCs w:val="20"/>
+        </w:rPr>
+        <w:t>    {</w:t>
+      </w:r>
+    </w:p>
+    <w:p>
+      <w:pPr>
+        <w:rPr>
+          <w:sz w:val="24"/>
+          <w:szCs w:val="20"/>
+        </w:rPr>
+      </w:pPr>
+      <w:r>
+        <w:rPr>
+          <w:sz w:val="24"/>
+          <w:szCs w:val="20"/>
+        </w:rPr>
+        <w:t>        private readonly IMongoDatabase _db;</w:t>
+      </w:r>
+    </w:p>
+    <w:p>
+      <w:pPr>
+        <w:rPr>
+          <w:sz w:val="24"/>
+          <w:szCs w:val="20"/>
+        </w:rPr>
+      </w:pPr>
+      <w:r>
+        <w:rPr>
+          <w:sz w:val="24"/>
+          <w:szCs w:val="20"/>
+        </w:rPr>
+        <w:t xml:space="preserve">         public SeedPeople(IMongoDatabase db)</w:t>
+      </w:r>
+    </w:p>
+    <w:p>
+      <w:pPr>
+        <w:rPr>
+          <w:sz w:val="24"/>
+          <w:szCs w:val="20"/>
+        </w:rPr>
+      </w:pPr>
+      <w:r>
+        <w:rPr>
+          <w:sz w:val="24"/>
+          <w:szCs w:val="20"/>
+        </w:rPr>
+        <w:t>        {</w:t>
+      </w:r>
+    </w:p>
+    <w:p>
+      <w:pPr>
+        <w:rPr>
+          <w:sz w:val="24"/>
+          <w:szCs w:val="20"/>
+        </w:rPr>
+      </w:pPr>
+      <w:r>
+        <w:rPr>
+          <w:sz w:val="24"/>
+          <w:szCs w:val="20"/>
+        </w:rPr>
+        <w:t>            _db = db;</w:t>
+      </w:r>
+    </w:p>
+    <w:p>
+      <w:pPr>
+        <w:rPr>
+          <w:sz w:val="24"/>
+          <w:szCs w:val="20"/>
+        </w:rPr>
+      </w:pPr>
+      <w:r>
+        <w:rPr>
+          <w:sz w:val="24"/>
+          <w:szCs w:val="20"/>
+        </w:rPr>
+        <w:t>        }</w:t>
+      </w:r>
+    </w:p>
+    <w:p>
+      <w:pPr>
+        <w:rPr>
+          <w:sz w:val="24"/>
+          <w:szCs w:val="20"/>
+        </w:rPr>
+      </w:pPr>
+      <w:r>
+        <w:rPr>
+          <w:sz w:val="24"/>
+          <w:szCs w:val="20"/>
+        </w:rPr>
+        <w:t xml:space="preserve">         public async Task SeedPeoplesAsync()</w:t>
+      </w:r>
+    </w:p>
+    <w:p>
+      <w:pPr>
+        <w:rPr>
+          <w:sz w:val="24"/>
+          <w:szCs w:val="20"/>
+        </w:rPr>
+      </w:pPr>
+      <w:r>
+        <w:rPr>
+          <w:sz w:val="24"/>
+          <w:szCs w:val="20"/>
+        </w:rPr>
+        <w:t>        {</w:t>
+      </w:r>
+    </w:p>
+    <w:p>
+      <w:pPr>
+        <w:rPr>
+          <w:sz w:val="24"/>
+          <w:szCs w:val="20"/>
+        </w:rPr>
+      </w:pPr>
+      <w:r>
+        <w:rPr>
+          <w:sz w:val="24"/>
+          <w:szCs w:val="20"/>
+        </w:rPr>
+        <w:t>            var collection = _db.GetCollection&lt;PeopleItem&gt;("Peoples");</w:t>
+      </w:r>
+    </w:p>
+    <w:p>
+      <w:pPr>
+        <w:rPr>
+          <w:sz w:val="24"/>
+          <w:szCs w:val="20"/>
+        </w:rPr>
+      </w:pPr>
+      <w:r>
+        <w:rPr>
+          <w:sz w:val="24"/>
+          <w:szCs w:val="20"/>
+        </w:rPr>
+        <w:t xml:space="preserve">             await collection.DeleteManyAsync(FilterDefinition&lt;PeopleItem&gt;.Empty);</w:t>
+      </w:r>
+    </w:p>
+    <w:p>
+      <w:pPr>
+        <w:rPr>
+          <w:sz w:val="24"/>
+          <w:szCs w:val="20"/>
+        </w:rPr>
+      </w:pPr>
+      <w:r>
+        <w:rPr>
+          <w:sz w:val="24"/>
+          <w:szCs w:val="20"/>
+        </w:rPr>
+        <w:t xml:space="preserve">             var peoples = new List&lt;PeopleItem&gt;()</w:t>
+      </w:r>
+    </w:p>
+    <w:p>
+      <w:pPr>
+        <w:rPr>
+          <w:sz w:val="24"/>
+          <w:szCs w:val="20"/>
+        </w:rPr>
+      </w:pPr>
+      <w:r>
+        <w:rPr>
+          <w:sz w:val="24"/>
+          <w:szCs w:val="20"/>
+        </w:rPr>
+        <w:t>            {</w:t>
+      </w:r>
+    </w:p>
+    <w:p>
+      <w:pPr>
+        <w:rPr>
+          <w:sz w:val="24"/>
+          <w:szCs w:val="20"/>
+        </w:rPr>
+      </w:pPr>
+      <w:r>
+        <w:rPr>
+          <w:sz w:val="24"/>
+          <w:szCs w:val="20"/>
+        </w:rPr>
+        <w:t>                    new PeopleItem() {Id = "68f5e054f21b02f6aece46ee", Name = "Kate", Email = "Kate@Email.com" },</w:t>
+      </w:r>
+    </w:p>
+    <w:p>
+      <w:pPr>
+        <w:rPr>
+          <w:sz w:val="24"/>
+          <w:szCs w:val="20"/>
+        </w:rPr>
+      </w:pPr>
+      <w:r>
+        <w:rPr>
+          <w:sz w:val="24"/>
+          <w:szCs w:val="20"/>
+        </w:rPr>
+        <w:t>                    new PeopleItem() {Id = "68f5e06bf21b02f6aece46ef", Name = "John", Email = "John@Email.com" },</w:t>
+      </w:r>
+    </w:p>
+    <w:p>
+      <w:pPr>
+        <w:rPr>
+          <w:sz w:val="24"/>
+          <w:szCs w:val="20"/>
+        </w:rPr>
+      </w:pPr>
+      <w:r>
+        <w:rPr>
+          <w:sz w:val="24"/>
+          <w:szCs w:val="20"/>
+        </w:rPr>
+        <w:t>                    new PeopleItem() {Id = "68ff7822a866d7d74955a11c", Name = "Jane", Email = "Jane@Email.com" },</w:t>
+      </w:r>
+    </w:p>
+    <w:p>
+      <w:pPr>
+        <w:rPr>
+          <w:sz w:val="24"/>
+          <w:szCs w:val="20"/>
+        </w:rPr>
+      </w:pPr>
+      <w:r>
+        <w:rPr>
+          <w:sz w:val="24"/>
+          <w:szCs w:val="20"/>
+        </w:rPr>
+        <w:t>                    new PeopleItem() {Id = "690113f4b26a5f31097a0fad", Name = "Steve", Email = "Steve@Email.com" },</w:t>
+      </w:r>
+    </w:p>
+    <w:p>
+      <w:pPr>
+        <w:rPr>
+          <w:sz w:val="24"/>
+          <w:szCs w:val="20"/>
+        </w:rPr>
+      </w:pPr>
+      <w:r>
+        <w:rPr>
+          <w:sz w:val="24"/>
+          <w:szCs w:val="20"/>
+        </w:rPr>
+        <w:t>                    new PeopleItem() {Id = "69039a91e402e8cfbe2a51e1", Name = "Alex", Email = "Alex@Email.com" }</w:t>
+      </w:r>
+    </w:p>
+    <w:p>
+      <w:pPr>
+        <w:rPr>
+          <w:sz w:val="24"/>
+          <w:szCs w:val="20"/>
+        </w:rPr>
+      </w:pPr>
+      <w:r>
+        <w:rPr>
+          <w:sz w:val="24"/>
+          <w:szCs w:val="20"/>
+        </w:rPr>
+        <w:t xml:space="preserve">            }; </w:t>
+      </w:r>
+    </w:p>
+    <w:p>
+      <w:pPr>
+        <w:rPr>
+          <w:sz w:val="24"/>
+          <w:szCs w:val="20"/>
+        </w:rPr>
+      </w:pPr>
+      <w:r>
+        <w:rPr>
+          <w:sz w:val="24"/>
+          <w:szCs w:val="20"/>
+        </w:rPr>
+        <w:lastRenderedPageBreak/>
+        <w:t>            await collection.InsertManyAsync(peoples);</w:t>
+      </w:r>
+    </w:p>
+    <w:p>
+      <w:pPr>
+        <w:rPr>
+          <w:sz w:val="24"/>
+          <w:szCs w:val="20"/>
+        </w:rPr>
+      </w:pPr>
+      <w:r>
+        <w:rPr>
+          <w:sz w:val="24"/>
+          <w:szCs w:val="20"/>
+        </w:rPr>
+        <w:t>        }</w:t>
+      </w:r>
+    </w:p>
+    <w:p>
+      <w:pPr>
+        <w:rPr>
+          <w:sz w:val="24"/>
+          <w:szCs w:val="20"/>
+        </w:rPr>
+      </w:pPr>
+      <w:r>
+        <w:rPr>
+          <w:sz w:val="24"/>
+          <w:szCs w:val="20"/>
+        </w:rPr>
+        <w:t>    }</w:t>
+      </w:r>
+    </w:p>
+    <w:p>
+      <w:pPr>
+        <w:rPr>
+          <w:sz w:val="24"/>
+          <w:szCs w:val="20"/>
+          <w:lang w:val="en-US"/>
+        </w:rPr>
+      </w:pPr>
+      <w:r>
+        <w:rPr>
+          <w:sz w:val="24"/>
+          <w:szCs w:val="20"/>
+        </w:rPr>
+        <w:t>}</w:t>
+      </w:r>
+    </w:p>
+    <w:p>
+      <w:pPr>
+        <w:rPr>
+          <w:sz w:val="24"/>
+          <w:szCs w:val="20"/>
+          <w:lang w:val="en-US"/>
+        </w:rPr>
+      </w:pPr>
+      <w:r>
+        <w:rPr>
+          <w:sz w:val="24"/>
+          <w:szCs w:val="20"/>
+          <w:lang w:val="en-US"/>
+        </w:rPr>
+        <w:tab/>
+      </w:r>
+      <w:r>
+        <w:rPr>
+          <w:sz w:val="24"/>
+          <w:szCs w:val="20"/>
+        </w:rPr>
+        <w:t xml:space="preserve">Створено клас </w:t>
+      </w:r>
+      <w:r>
+        <w:rPr>
+          <w:sz w:val="24"/>
+          <w:szCs w:val="20"/>
+          <w:lang w:val="en-US"/>
+        </w:rPr>
+        <w:t>BaseIntegration</w:t>
+      </w:r>
+      <w:r>
+        <w:rPr>
+          <w:sz w:val="24"/>
+          <w:szCs w:val="20"/>
+          <w:lang w:val="en-US"/>
+        </w:rPr>
+        <w:t>,</w:t>
+      </w:r>
+      <w:r>
+        <w:rPr>
+          <w:sz w:val="24"/>
+          <w:szCs w:val="20"/>
+        </w:rPr>
+        <w:t xml:space="preserve"> який встановлює </w:t>
+      </w:r>
+      <w:r>
+        <w:rPr>
+          <w:sz w:val="24"/>
+          <w:szCs w:val="20"/>
+          <w:lang w:val="en-US"/>
+        </w:rPr>
+        <w:t>HttpClient</w:t>
+      </w:r>
+      <w:r>
+        <w:rPr>
+          <w:sz w:val="24"/>
+          <w:szCs w:val="20"/>
+          <w:lang w:val="en-US"/>
+        </w:rPr>
+        <w:t xml:space="preserve"> </w:t>
+      </w:r>
+      <w:r>
+        <w:rPr>
+          <w:sz w:val="24"/>
+          <w:szCs w:val="20"/>
+        </w:rPr>
+        <w:t>на всі тестові класи встановлює вміст локальної БД</w:t>
+      </w:r>
+      <w:r>
+        <w:rPr>
+          <w:sz w:val="24"/>
+          <w:szCs w:val="20"/>
+          <w:lang w:val="en-US"/>
+        </w:rPr>
+        <w:t>:</w:t>
+      </w:r>
+    </w:p>
+    <w:p>
+      <w:pPr>
+        <w:rPr>
+          <w:sz w:val="24"/>
+          <w:szCs w:val="20"/>
+        </w:rPr>
+      </w:pPr>
+      <w:r>
+        <w:rPr>
+          <w:sz w:val="24"/>
+          <w:szCs w:val="20"/>
+        </w:rPr>
+        <w:t>using Microsoft.Extensions.DependencyInjection;</w:t>
+      </w:r>
+    </w:p>
+    <w:p>
+      <w:pPr>
+        <w:rPr>
+          <w:sz w:val="24"/>
+          <w:szCs w:val="20"/>
+        </w:rPr>
+      </w:pPr>
+      <w:r>
+        <w:rPr>
+          <w:sz w:val="24"/>
+          <w:szCs w:val="20"/>
+        </w:rPr>
+        <w:t>using System;</w:t>
+      </w:r>
+    </w:p>
+    <w:p>
+      <w:pPr>
+        <w:rPr>
+          <w:sz w:val="24"/>
+          <w:szCs w:val="20"/>
+        </w:rPr>
+      </w:pPr>
+      <w:r>
+        <w:rPr>
+          <w:sz w:val="24"/>
+          <w:szCs w:val="20"/>
+        </w:rPr>
+        <w:t>using System.Collections.Generic;</w:t>
+      </w:r>
+    </w:p>
+    <w:p>
+      <w:pPr>
+        <w:rPr>
+          <w:sz w:val="24"/>
+          <w:szCs w:val="20"/>
+        </w:rPr>
+      </w:pPr>
+      <w:r>
+        <w:rPr>
+          <w:sz w:val="24"/>
+          <w:szCs w:val="20"/>
+        </w:rPr>
+        <w:t>using System.Formats.Tar;</w:t>
+      </w:r>
+    </w:p>
+    <w:p>
+      <w:pPr>
+        <w:rPr>
+          <w:sz w:val="24"/>
+          <w:szCs w:val="20"/>
+        </w:rPr>
+      </w:pPr>
+      <w:r>
+        <w:rPr>
+          <w:sz w:val="24"/>
+          <w:szCs w:val="20"/>
+        </w:rPr>
+        <w:t>using System.Linq;</w:t>
+      </w:r>
+    </w:p>
+    <w:p>
+      <w:pPr>
+        <w:rPr>
+          <w:sz w:val="24"/>
+          <w:szCs w:val="20"/>
+        </w:rPr>
+      </w:pPr>
+      <w:r>
+        <w:rPr>
+          <w:sz w:val="24"/>
+          <w:szCs w:val="20"/>
+        </w:rPr>
+        <w:t>using System.Runtime.Serialization;</w:t>
+      </w:r>
+    </w:p>
+    <w:p>
+      <w:pPr>
+        <w:rPr>
+          <w:sz w:val="24"/>
+          <w:szCs w:val="20"/>
+        </w:rPr>
+      </w:pPr>
+      <w:r>
+        <w:rPr>
+          <w:sz w:val="24"/>
+          <w:szCs w:val="20"/>
+        </w:rPr>
+        <w:t>using System.Text;</w:t>
+      </w:r>
+    </w:p>
+    <w:p>
+      <w:pPr>
+        <w:rPr>
+          <w:sz w:val="24"/>
+          <w:szCs w:val="20"/>
+        </w:rPr>
+      </w:pPr>
+      <w:r>
+        <w:rPr>
+          <w:sz w:val="24"/>
+          <w:szCs w:val="20"/>
+        </w:rPr>
+        <w:t>using System.Threading.Tasks;</w:t>
+      </w:r>
+    </w:p>
+    <w:p>
+      <w:pPr>
+        <w:rPr>
+          <w:sz w:val="24"/>
+          <w:szCs w:val="20"/>
+        </w:rPr>
+      </w:pPr>
+      <w:r>
+        <w:rPr>
+          <w:sz w:val="24"/>
+          <w:szCs w:val="20"/>
+        </w:rPr>
+        <w:t xml:space="preserve"> namespace IntegrationTest.Setting</w:t>
+      </w:r>
+    </w:p>
+    <w:p>
+      <w:pPr>
+        <w:rPr>
+          <w:sz w:val="24"/>
+          <w:szCs w:val="20"/>
+        </w:rPr>
+      </w:pPr>
+      <w:r>
+        <w:rPr>
+          <w:sz w:val="24"/>
+          <w:szCs w:val="20"/>
+        </w:rPr>
+        <w:t>{</w:t>
+      </w:r>
+    </w:p>
+    <w:p>
+      <w:pPr>
+        <w:rPr>
+          <w:sz w:val="24"/>
+          <w:szCs w:val="20"/>
+        </w:rPr>
+      </w:pPr>
+      <w:r>
+        <w:rPr>
+          <w:sz w:val="24"/>
+          <w:szCs w:val="20"/>
+        </w:rPr>
+        <w:t>    public class BaseIntegation: IClassFixture&lt;CustomWebApplicationFactory&gt;</w:t>
+      </w:r>
+    </w:p>
+    <w:p>
+      <w:pPr>
+        <w:rPr>
+          <w:sz w:val="24"/>
+          <w:szCs w:val="20"/>
+        </w:rPr>
+      </w:pPr>
+      <w:r>
+        <w:rPr>
+          <w:sz w:val="24"/>
+          <w:szCs w:val="20"/>
+        </w:rPr>
+        <w:t>    {</w:t>
+      </w:r>
+    </w:p>
+    <w:p>
+      <w:pPr>
+        <w:rPr>
+          <w:sz w:val="24"/>
+          <w:szCs w:val="20"/>
+        </w:rPr>
+      </w:pPr>
+      <w:r>
+        <w:rPr>
+          <w:sz w:val="24"/>
+          <w:szCs w:val="20"/>
+        </w:rPr>
+        <w:t>        protected readonly HttpClient httpClient;</w:t>
+      </w:r>
+    </w:p>
+    <w:p>
+      <w:pPr>
+        <w:rPr>
+          <w:sz w:val="24"/>
+          <w:szCs w:val="20"/>
+        </w:rPr>
+      </w:pPr>
+      <w:r>
+        <w:rPr>
+          <w:sz w:val="24"/>
+          <w:szCs w:val="20"/>
+        </w:rPr>
+        <w:t>        protected readonly IServiceProvider serviceProvider;</w:t>
+      </w:r>
+    </w:p>
+    <w:p>
+      <w:pPr>
+        <w:rPr>
+          <w:sz w:val="24"/>
+          <w:szCs w:val="20"/>
+        </w:rPr>
+      </w:pPr>
+      <w:r>
+        <w:rPr>
+          <w:sz w:val="24"/>
+          <w:szCs w:val="20"/>
+        </w:rPr>
+        <w:t xml:space="preserve">         public BaseIntegation(CustomWebApplicationFactory factory)</w:t>
+      </w:r>
+    </w:p>
+    <w:p>
+      <w:pPr>
+        <w:rPr>
+          <w:sz w:val="24"/>
+          <w:szCs w:val="20"/>
+        </w:rPr>
+      </w:pPr>
+      <w:r>
+        <w:rPr>
+          <w:sz w:val="24"/>
+          <w:szCs w:val="20"/>
+        </w:rPr>
+        <w:t>        {</w:t>
+      </w:r>
+    </w:p>
+    <w:p>
+      <w:pPr>
+        <w:rPr>
+          <w:sz w:val="24"/>
+          <w:szCs w:val="20"/>
+        </w:rPr>
+      </w:pPr>
+      <w:r>
+        <w:rPr>
+          <w:sz w:val="24"/>
+          <w:szCs w:val="20"/>
+        </w:rPr>
+        <w:t>            httpClient = factory.CreateClient();</w:t>
+      </w:r>
+    </w:p>
+    <w:p>
+      <w:pPr>
+        <w:rPr>
+          <w:sz w:val="24"/>
+          <w:szCs w:val="20"/>
+        </w:rPr>
+      </w:pPr>
+      <w:r>
+        <w:rPr>
+          <w:sz w:val="24"/>
+          <w:szCs w:val="20"/>
+        </w:rPr>
+        <w:t>            serviceProvider = factory.Services;</w:t>
+      </w:r>
+    </w:p>
+    <w:p>
+      <w:pPr>
+        <w:rPr>
+          <w:sz w:val="24"/>
+          <w:szCs w:val="20"/>
+        </w:rPr>
+      </w:pPr>
+      <w:r>
+        <w:rPr>
+          <w:sz w:val="24"/>
+          <w:szCs w:val="20"/>
+        </w:rPr>
+        <w:t xml:space="preserve">             RunSeedAsync().Wait();</w:t>
+      </w:r>
+    </w:p>
+    <w:p>
+      <w:pPr>
+        <w:rPr>
+          <w:sz w:val="24"/>
+          <w:szCs w:val="20"/>
+        </w:rPr>
+      </w:pPr>
+      <w:r>
+        <w:rPr>
+          <w:sz w:val="24"/>
+          <w:szCs w:val="20"/>
+        </w:rPr>
+        <w:t>        }</w:t>
+      </w:r>
+    </w:p>
+    <w:p>
+      <w:pPr>
+        <w:rPr>
+          <w:sz w:val="24"/>
+          <w:szCs w:val="20"/>
+        </w:rPr>
+      </w:pPr>
+      <w:r>
+        <w:rPr>
+          <w:sz w:val="24"/>
+          <w:szCs w:val="20"/>
+        </w:rPr>
+        <w:t xml:space="preserve">         private async Task RunSeedAsync()</w:t>
+      </w:r>
+    </w:p>
+    <w:p>
+      <w:pPr>
+        <w:rPr>
+          <w:sz w:val="24"/>
+          <w:szCs w:val="20"/>
+        </w:rPr>
+      </w:pPr>
+      <w:r>
+        <w:rPr>
+          <w:sz w:val="24"/>
+          <w:szCs w:val="20"/>
+        </w:rPr>
+        <w:t>        {</w:t>
+      </w:r>
+    </w:p>
+    <w:p>
+      <w:pPr>
+        <w:rPr>
+          <w:sz w:val="24"/>
+          <w:szCs w:val="20"/>
+        </w:rPr>
+      </w:pPr>
+      <w:r>
+        <w:rPr>
+          <w:sz w:val="24"/>
+          <w:szCs w:val="20"/>
+        </w:rPr>
+        <w:t>            using var scope = serviceProvider.CreateScope();</w:t>
+      </w:r>
+    </w:p>
+    <w:p>
+      <w:pPr>
+        <w:rPr>
+          <w:sz w:val="24"/>
+          <w:szCs w:val="20"/>
+        </w:rPr>
+      </w:pPr>
+      <w:r>
+        <w:rPr>
+          <w:sz w:val="24"/>
+          <w:szCs w:val="20"/>
+        </w:rPr>
+        <w:t>            var seeder = scope.ServiceProvider.GetRequiredService&lt;SeedPeople&gt;();</w:t>
+      </w:r>
+    </w:p>
+    <w:p>
+      <w:pPr>
+        <w:rPr>
+          <w:sz w:val="24"/>
+          <w:szCs w:val="20"/>
+        </w:rPr>
+      </w:pPr>
+      <w:r>
+        <w:rPr>
+          <w:sz w:val="24"/>
+          <w:szCs w:val="20"/>
+        </w:rPr>
+        <w:t>            await seeder.SeedPeoplesAsync();</w:t>
+      </w:r>
+    </w:p>
+    <w:p>
+      <w:pPr>
+        <w:rPr>
+          <w:sz w:val="24"/>
+          <w:szCs w:val="20"/>
+        </w:rPr>
+      </w:pPr>
+      <w:r>
+        <w:rPr>
+          <w:sz w:val="24"/>
+          <w:szCs w:val="20"/>
+        </w:rPr>
+        <w:t>        }</w:t>
+      </w:r>
+    </w:p>
+    <w:p>
+      <w:pPr>
+        <w:rPr>
+          <w:sz w:val="24"/>
+          <w:szCs w:val="20"/>
+        </w:rPr>
+      </w:pPr>
+      <w:r>
+        <w:rPr>
+          <w:sz w:val="24"/>
+          <w:szCs w:val="20"/>
+        </w:rPr>
+        <w:t>    }</w:t>
+      </w:r>
+    </w:p>
+    <w:p>
+      <w:pPr>
+        <w:rPr>
+          <w:sz w:val="24"/>
+          <w:szCs w:val="20"/>
+          <w:lang w:val="en-US"/>
+        </w:rPr>
+      </w:pPr>
+      <w:r>
+        <w:rPr>
+          <w:sz w:val="24"/>
+          <w:szCs w:val="20"/>
+        </w:rPr>
+        <w:t>}</w:t>
+      </w:r>
+    </w:p>
+    <w:p>
+      <w:pPr>
+        <w:rPr>
+          <w:sz w:val="24"/>
+          <w:szCs w:val="20"/>
+          <w:lang w:val="en-US"/>
+        </w:rPr>
+      </w:pPr>
+      <w:r>
+        <w:rPr>
+          <w:sz w:val="24"/>
+          <w:szCs w:val="20"/>
+          <w:lang w:val="en-US"/>
+        </w:rPr>
+        <w:lastRenderedPageBreak/>
+        <w:tab/>
+      </w:r>
+      <w:r>
+        <w:rPr>
+          <w:sz w:val="24"/>
+          <w:szCs w:val="20"/>
+        </w:rPr>
+        <w:t>Розроблено інтеграційні тести до контролера по отриманю користувачів програми</w:t>
+      </w:r>
+      <w:r>
+        <w:rPr>
+          <w:sz w:val="24"/>
+          <w:szCs w:val="20"/>
+          <w:lang w:val="ru-RU"/>
+        </w:rPr>
+        <w:t>:</w:t>
+      </w:r>
+    </w:p>
+    <w:p>
+      <w:pPr>
+        <w:rPr>
+          <w:sz w:val="24"/>
+          <w:szCs w:val="20"/>
+        </w:rPr>
+      </w:pPr>
+      <w:r>
+        <w:rPr>
+          <w:sz w:val="24"/>
+          <w:szCs w:val="20"/>
+        </w:rPr>
+        <w:t>using IntegrationTest.Setting;</w:t>
+      </w:r>
+    </w:p>
+    <w:p>
+      <w:pPr>
+        <w:rPr>
+          <w:sz w:val="24"/>
+          <w:szCs w:val="20"/>
+        </w:rPr>
+      </w:pPr>
+      <w:r>
+        <w:rPr>
+          <w:sz w:val="24"/>
+          <w:szCs w:val="20"/>
+        </w:rPr>
+        <w:t>using LW4_task_3.Models.Request;</w:t>
+      </w:r>
+    </w:p>
+    <w:p>
+      <w:pPr>
+        <w:rPr>
+          <w:sz w:val="24"/>
+          <w:szCs w:val="20"/>
+        </w:rPr>
+      </w:pPr>
+      <w:r>
+        <w:rPr>
+          <w:sz w:val="24"/>
+          <w:szCs w:val="20"/>
+        </w:rPr>
+        <w:t>using LW4_task_3.Models.Response;</w:t>
+      </w:r>
+    </w:p>
+    <w:p>
+      <w:pPr>
+        <w:rPr>
+          <w:sz w:val="24"/>
+          <w:szCs w:val="20"/>
+        </w:rPr>
+      </w:pPr>
+      <w:r>
+        <w:rPr>
+          <w:sz w:val="24"/>
+          <w:szCs w:val="20"/>
+        </w:rPr>
+        <w:t>using Microsoft.AspNetCore.Http;</w:t>
+      </w:r>
+    </w:p>
+    <w:p>
+      <w:pPr>
+        <w:rPr>
+          <w:sz w:val="24"/>
+          <w:szCs w:val="20"/>
+        </w:rPr>
+      </w:pPr>
+      <w:r>
+        <w:rPr>
+          <w:sz w:val="24"/>
+          <w:szCs w:val="20"/>
+        </w:rPr>
+        <w:t>using MongoDB.Bson.Serialization.Serializers;</w:t>
+      </w:r>
+    </w:p>
+    <w:p>
+      <w:pPr>
+        <w:rPr>
+          <w:sz w:val="24"/>
+          <w:szCs w:val="20"/>
+        </w:rPr>
+      </w:pPr>
+      <w:r>
+        <w:rPr>
+          <w:sz w:val="24"/>
+          <w:szCs w:val="20"/>
+        </w:rPr>
+        <w:t>using System.Net;</w:t>
+      </w:r>
+    </w:p>
+    <w:p>
+      <w:pPr>
+        <w:rPr>
+          <w:sz w:val="24"/>
+          <w:szCs w:val="20"/>
+        </w:rPr>
+      </w:pPr>
+      <w:r>
+        <w:rPr>
+          <w:sz w:val="24"/>
+          <w:szCs w:val="20"/>
+        </w:rPr>
+        <w:t>using System.Net.Http.Json;</w:t>
+      </w:r>
+    </w:p>
+    <w:p>
+      <w:pPr>
+        <w:rPr>
+          <w:sz w:val="24"/>
+          <w:szCs w:val="20"/>
+        </w:rPr>
+      </w:pPr>
+      <w:r>
+        <w:rPr>
+          <w:sz w:val="24"/>
+          <w:szCs w:val="20"/>
+        </w:rPr>
+        <w:t>using System.Text.Json;</w:t>
+      </w:r>
+    </w:p>
+    <w:p>
+      <w:pPr>
+        <w:rPr>
+          <w:sz w:val="24"/>
+          <w:szCs w:val="20"/>
+        </w:rPr>
+      </w:pPr>
+      <w:r>
+        <w:rPr>
+          <w:sz w:val="24"/>
+          <w:szCs w:val="20"/>
+        </w:rPr>
+        <w:t xml:space="preserve"> namespace IntegrationTest</w:t>
+      </w:r>
+    </w:p>
+    <w:p>
+      <w:pPr>
+        <w:rPr>
+          <w:sz w:val="24"/>
+          <w:szCs w:val="20"/>
+        </w:rPr>
+      </w:pPr>
+      <w:r>
+        <w:rPr>
+          <w:sz w:val="24"/>
+          <w:szCs w:val="20"/>
+        </w:rPr>
+        <w:t>{</w:t>
+      </w:r>
+    </w:p>
+    <w:p>
+      <w:pPr>
+        <w:rPr>
+          <w:sz w:val="24"/>
+          <w:szCs w:val="20"/>
+        </w:rPr>
+      </w:pPr>
+      <w:r>
+        <w:rPr>
+          <w:sz w:val="24"/>
+          <w:szCs w:val="20"/>
+        </w:rPr>
+        <w:t>    public class PeopleController : BaseIntegation</w:t>
+      </w:r>
+    </w:p>
+    <w:p>
+      <w:pPr>
+        <w:rPr>
+          <w:sz w:val="24"/>
+          <w:szCs w:val="20"/>
+        </w:rPr>
+      </w:pPr>
+      <w:r>
+        <w:rPr>
+          <w:sz w:val="24"/>
+          <w:szCs w:val="20"/>
+        </w:rPr>
+        <w:t>    {</w:t>
+      </w:r>
+    </w:p>
+    <w:p>
+      <w:pPr>
+        <w:rPr>
+          <w:sz w:val="24"/>
+          <w:szCs w:val="20"/>
+        </w:rPr>
+      </w:pPr>
+      <w:r>
+        <w:rPr>
+          <w:sz w:val="24"/>
+          <w:szCs w:val="20"/>
+        </w:rPr>
+        <w:t>        public PeopleController(CustomWebApplicationFactory factory) : base(factory) {}</w:t>
+      </w:r>
+    </w:p>
+    <w:p>
+      <w:pPr>
+        <w:rPr>
+          <w:sz w:val="24"/>
+          <w:szCs w:val="20"/>
+        </w:rPr>
+      </w:pPr>
+      <w:r>
+        <w:rPr>
+          <w:sz w:val="24"/>
+          <w:szCs w:val="20"/>
+        </w:rPr>
+        <w:t xml:space="preserve">           [Fact]</w:t>
+      </w:r>
+    </w:p>
+    <w:p>
+      <w:pPr>
+        <w:rPr>
+          <w:sz w:val="24"/>
+          <w:szCs w:val="20"/>
+        </w:rPr>
+      </w:pPr>
+      <w:r>
+        <w:rPr>
+          <w:sz w:val="24"/>
+          <w:szCs w:val="20"/>
+        </w:rPr>
+        <w:t>        public async Task GetAllPeople_ReturnSeedItems()</w:t>
+      </w:r>
+    </w:p>
+    <w:p>
+      <w:pPr>
+        <w:rPr>
+          <w:sz w:val="24"/>
+          <w:szCs w:val="20"/>
+        </w:rPr>
+      </w:pPr>
+      <w:r>
+        <w:rPr>
+          <w:sz w:val="24"/>
+          <w:szCs w:val="20"/>
+        </w:rPr>
+        <w:t>        {</w:t>
+      </w:r>
+    </w:p>
+    <w:p>
+      <w:pPr>
+        <w:rPr>
+          <w:sz w:val="24"/>
+          <w:szCs w:val="20"/>
+        </w:rPr>
+      </w:pPr>
+      <w:r>
+        <w:rPr>
+          <w:sz w:val="24"/>
+          <w:szCs w:val="20"/>
+        </w:rPr>
+        <w:t>            var response = await httpClient.GetAsync("/People");    </w:t>
+      </w:r>
+    </w:p>
+    <w:p>
+      <w:pPr>
+        <w:rPr>
+          <w:sz w:val="24"/>
+          <w:szCs w:val="20"/>
+        </w:rPr>
+      </w:pPr>
+      <w:r>
+        <w:rPr>
+          <w:sz w:val="24"/>
+          <w:szCs w:val="20"/>
+        </w:rPr>
+        <w:t xml:space="preserve">             response.EnsureSuccessStatusCode();</w:t>
+      </w:r>
+    </w:p>
+    <w:p>
+      <w:pPr>
+        <w:rPr>
+          <w:sz w:val="24"/>
+          <w:szCs w:val="20"/>
+        </w:rPr>
+      </w:pPr>
+      <w:r>
+        <w:rPr>
+          <w:sz w:val="24"/>
+          <w:szCs w:val="20"/>
+        </w:rPr>
+        <w:t xml:space="preserve">             var items = await response.Content.ReadFromJsonAsync&lt;List&lt;PeopleResponse&gt;&gt;();</w:t>
+      </w:r>
+    </w:p>
+    <w:p>
+      <w:pPr>
+        <w:rPr>
+          <w:sz w:val="24"/>
+          <w:szCs w:val="20"/>
+        </w:rPr>
+      </w:pPr>
+      <w:r>
+        <w:rPr>
+          <w:sz w:val="24"/>
+          <w:szCs w:val="20"/>
+        </w:rPr>
+        <w:t xml:space="preserve">             Assert.NotNull(items);</w:t>
+      </w:r>
+    </w:p>
+    <w:p>
+      <w:pPr>
+        <w:rPr>
+          <w:sz w:val="24"/>
+          <w:szCs w:val="20"/>
+        </w:rPr>
+      </w:pPr>
+      <w:r>
+        <w:rPr>
+          <w:sz w:val="24"/>
+          <w:szCs w:val="20"/>
+        </w:rPr>
+        <w:t>            Assert.Equal(5, items.Count);</w:t>
+      </w:r>
+    </w:p>
+    <w:p>
+      <w:pPr>
+        <w:rPr>
+          <w:sz w:val="24"/>
+          <w:szCs w:val="20"/>
+        </w:rPr>
+      </w:pPr>
+      <w:r>
+        <w:rPr>
+          <w:sz w:val="24"/>
+          <w:szCs w:val="20"/>
+        </w:rPr>
+        <w:t>            Assert.Contains(items, item =&gt; item.Name == "Kate");</w:t>
+      </w:r>
+    </w:p>
+    <w:p>
+      <w:pPr>
+        <w:rPr>
+          <w:sz w:val="24"/>
+          <w:szCs w:val="20"/>
+        </w:rPr>
+      </w:pPr>
+      <w:r>
+        <w:rPr>
+          <w:sz w:val="24"/>
+          <w:szCs w:val="20"/>
+        </w:rPr>
+        <w:t>        }</w:t>
+      </w:r>
+    </w:p>
+    <w:p>
+      <w:pPr>
+        <w:rPr>
+          <w:sz w:val="24"/>
+          <w:szCs w:val="20"/>
+        </w:rPr>
+      </w:pPr>
+      <w:r>
+        <w:rPr>
+          <w:sz w:val="24"/>
+          <w:szCs w:val="20"/>
+        </w:rPr>
+        <w:t xml:space="preserve">         [Fact]</w:t>
+      </w:r>
+    </w:p>
+    <w:p>
+      <w:pPr>
+        <w:rPr>
+          <w:sz w:val="24"/>
+          <w:szCs w:val="20"/>
+        </w:rPr>
+      </w:pPr>
+      <w:r>
+        <w:rPr>
+          <w:sz w:val="24"/>
+          <w:szCs w:val="20"/>
+        </w:rPr>
+        <w:t>        public async Task GetById_ReturnPeople()</w:t>
+      </w:r>
+    </w:p>
+    <w:p>
+      <w:pPr>
+        <w:rPr>
+          <w:sz w:val="24"/>
+          <w:szCs w:val="20"/>
+        </w:rPr>
+      </w:pPr>
+      <w:r>
+        <w:rPr>
+          <w:sz w:val="24"/>
+          <w:szCs w:val="20"/>
+        </w:rPr>
+        <w:t>        {</w:t>
+      </w:r>
+    </w:p>
+    <w:p>
+      <w:pPr>
+        <w:rPr>
+          <w:sz w:val="24"/>
+          <w:szCs w:val="20"/>
+        </w:rPr>
+      </w:pPr>
+      <w:r>
+        <w:rPr>
+          <w:sz w:val="24"/>
+          <w:szCs w:val="20"/>
+        </w:rPr>
+        <w:t>            var peoples = await httpClient.GetFromJsonAsync&lt;List&lt;PeopleResponse&gt;&gt;("/People");</w:t>
+      </w:r>
+    </w:p>
+    <w:p>
+      <w:pPr>
+        <w:rPr>
+          <w:sz w:val="24"/>
+          <w:szCs w:val="20"/>
+        </w:rPr>
+      </w:pPr>
+      <w:r>
+        <w:rPr>
+          <w:sz w:val="24"/>
+          <w:szCs w:val="20"/>
+        </w:rPr>
+        <w:t>            string id = peoples[0].Id;</w:t>
+      </w:r>
+    </w:p>
+    <w:p>
+      <w:pPr>
+        <w:rPr>
+          <w:sz w:val="24"/>
+          <w:szCs w:val="20"/>
+        </w:rPr>
+      </w:pPr>
+      <w:r>
+        <w:rPr>
+          <w:sz w:val="24"/>
+          <w:szCs w:val="20"/>
+        </w:rPr>
+        <w:t xml:space="preserve">             var responce = await httpClient.GetAsync($"/People/{id}");</w:t>
+      </w:r>
+    </w:p>
+    <w:p>
+      <w:pPr>
+        <w:rPr>
+          <w:sz w:val="24"/>
+          <w:szCs w:val="20"/>
+        </w:rPr>
+      </w:pPr>
+      <w:r>
+        <w:rPr>
+          <w:sz w:val="24"/>
+          <w:szCs w:val="20"/>
+        </w:rPr>
+        <w:t xml:space="preserve">             responce.EnsureSuccessStatusCode();</w:t>
+      </w:r>
+    </w:p>
+    <w:p>
+      <w:pPr>
+        <w:rPr>
+          <w:sz w:val="24"/>
+          <w:szCs w:val="20"/>
+        </w:rPr>
+      </w:pPr>
+      <w:r>
+        <w:rPr>
+          <w:sz w:val="24"/>
+          <w:szCs w:val="20"/>
+        </w:rPr>
+        <w:t xml:space="preserve">             var responsePeople = await responce.Content.ReadFromJsonAsync&lt;PeopleResponse&gt;();</w:t>
+      </w:r>
+    </w:p>
+    <w:p>
+      <w:pPr>
+        <w:rPr>
+          <w:sz w:val="24"/>
+          <w:szCs w:val="20"/>
+        </w:rPr>
+      </w:pPr>
+      <w:r>
+        <w:rPr>
+          <w:sz w:val="24"/>
+          <w:szCs w:val="20"/>
+        </w:rPr>
+        <w:t xml:space="preserve">             Assert.NotNull(responsePeople);</w:t>
+      </w:r>
+    </w:p>
+    <w:p>
+      <w:pPr>
+        <w:rPr>
+          <w:sz w:val="24"/>
+          <w:szCs w:val="20"/>
+        </w:rPr>
+      </w:pPr>
+      <w:r>
+        <w:rPr>
+          <w:sz w:val="24"/>
+          <w:szCs w:val="20"/>
+        </w:rPr>
+        <w:lastRenderedPageBreak/>
+        <w:t>            Assert.Equal(id, responsePeople.Id);</w:t>
+      </w:r>
+    </w:p>
+    <w:p>
+      <w:pPr>
+        <w:rPr>
+          <w:sz w:val="24"/>
+          <w:szCs w:val="20"/>
+        </w:rPr>
+      </w:pPr>
+      <w:r>
+        <w:rPr>
+          <w:sz w:val="24"/>
+          <w:szCs w:val="20"/>
+        </w:rPr>
+        <w:t>        }</w:t>
+      </w:r>
+    </w:p>
+    <w:p>
+      <w:pPr>
+        <w:rPr>
+          <w:sz w:val="24"/>
+          <w:szCs w:val="20"/>
+        </w:rPr>
+      </w:pPr>
+      <w:r>
+        <w:rPr>
+          <w:sz w:val="24"/>
+          <w:szCs w:val="20"/>
+        </w:rPr>
+        <w:t xml:space="preserve">         [Fact]</w:t>
+      </w:r>
+    </w:p>
+    <w:p>
+      <w:pPr>
+        <w:rPr>
+          <w:sz w:val="24"/>
+          <w:szCs w:val="20"/>
+        </w:rPr>
+      </w:pPr>
+      <w:r>
+        <w:rPr>
+          <w:sz w:val="24"/>
+          <w:szCs w:val="20"/>
+        </w:rPr>
+        <w:t>        public async Task GetById_InvalidId_ReturnNotFound()</w:t>
+      </w:r>
+    </w:p>
+    <w:p>
+      <w:pPr>
+        <w:rPr>
+          <w:sz w:val="24"/>
+          <w:szCs w:val="20"/>
+        </w:rPr>
+      </w:pPr>
+      <w:r>
+        <w:rPr>
+          <w:sz w:val="24"/>
+          <w:szCs w:val="20"/>
+        </w:rPr>
+        <w:t>        {</w:t>
+      </w:r>
+    </w:p>
+    <w:p>
+      <w:pPr>
+        <w:rPr>
+          <w:sz w:val="24"/>
+          <w:szCs w:val="20"/>
+        </w:rPr>
+      </w:pPr>
+      <w:r>
+        <w:rPr>
+          <w:sz w:val="24"/>
+          <w:szCs w:val="20"/>
+        </w:rPr>
+        <w:t>            var response = await httpClient.GetAsync("/People/11111");</w:t>
+      </w:r>
+    </w:p>
+    <w:p>
+      <w:pPr>
+        <w:rPr>
+          <w:sz w:val="24"/>
+          <w:szCs w:val="20"/>
+        </w:rPr>
+      </w:pPr>
+      <w:r>
+        <w:rPr>
+          <w:sz w:val="24"/>
+          <w:szCs w:val="20"/>
+        </w:rPr>
+        <w:t xml:space="preserve">             Assert.Equal(HttpStatusCode.NotFound, response.StatusCode);</w:t>
+      </w:r>
+    </w:p>
+    <w:p>
+      <w:pPr>
+        <w:rPr>
+          <w:sz w:val="24"/>
+          <w:szCs w:val="20"/>
+        </w:rPr>
+      </w:pPr>
+      <w:r>
+        <w:rPr>
+          <w:sz w:val="24"/>
+          <w:szCs w:val="20"/>
+        </w:rPr>
+        <w:t>        }</w:t>
+      </w:r>
+    </w:p>
+    <w:p>
+      <w:pPr>
+        <w:rPr>
+          <w:sz w:val="24"/>
+          <w:szCs w:val="20"/>
+        </w:rPr>
+      </w:pPr>
+      <w:r>
+        <w:rPr>
+          <w:sz w:val="24"/>
+          <w:szCs w:val="20"/>
+        </w:rPr>
+        <w:t xml:space="preserve">         [Fact]</w:t>
+      </w:r>
+    </w:p>
+    <w:p>
+      <w:pPr>
+        <w:rPr>
+          <w:sz w:val="24"/>
+          <w:szCs w:val="20"/>
+        </w:rPr>
+      </w:pPr>
+      <w:r>
+        <w:rPr>
+          <w:sz w:val="24"/>
+          <w:szCs w:val="20"/>
+        </w:rPr>
+        <w:t>        public async Task Create_ReturnsCreatedItem()</w:t>
+      </w:r>
+    </w:p>
+    <w:p>
+      <w:pPr>
+        <w:rPr>
+          <w:sz w:val="24"/>
+          <w:szCs w:val="20"/>
+        </w:rPr>
+      </w:pPr>
+      <w:r>
+        <w:rPr>
+          <w:sz w:val="24"/>
+          <w:szCs w:val="20"/>
+        </w:rPr>
+        <w:t>        {</w:t>
+      </w:r>
+    </w:p>
+    <w:p>
+      <w:pPr>
+        <w:rPr>
+          <w:sz w:val="24"/>
+          <w:szCs w:val="20"/>
+        </w:rPr>
+      </w:pPr>
+      <w:r>
+        <w:rPr>
+          <w:sz w:val="24"/>
+          <w:szCs w:val="20"/>
+        </w:rPr>
+        <w:t>            var newPeople = new PeopleRequest</w:t>
+      </w:r>
+    </w:p>
+    <w:p>
+      <w:pPr>
+        <w:rPr>
+          <w:sz w:val="24"/>
+          <w:szCs w:val="20"/>
+        </w:rPr>
+      </w:pPr>
+      <w:r>
+        <w:rPr>
+          <w:sz w:val="24"/>
+          <w:szCs w:val="20"/>
+        </w:rPr>
+        <w:t>            {</w:t>
+      </w:r>
+    </w:p>
+    <w:p>
+      <w:pPr>
+        <w:rPr>
+          <w:sz w:val="24"/>
+          <w:szCs w:val="20"/>
+        </w:rPr>
+      </w:pPr>
+      <w:r>
+        <w:rPr>
+          <w:sz w:val="24"/>
+          <w:szCs w:val="20"/>
+        </w:rPr>
+        <w:t>                Name = "Newpeople",</w:t>
+      </w:r>
+    </w:p>
+    <w:p>
+      <w:pPr>
+        <w:rPr>
+          <w:sz w:val="24"/>
+          <w:szCs w:val="20"/>
+        </w:rPr>
+      </w:pPr>
+      <w:r>
+        <w:rPr>
+          <w:sz w:val="24"/>
+          <w:szCs w:val="20"/>
+        </w:rPr>
+        <w:t>                Email = "NewEmail@gmail.com"</w:t>
+      </w:r>
+    </w:p>
+    <w:p>
+      <w:pPr>
+        <w:rPr>
+          <w:sz w:val="24"/>
+          <w:szCs w:val="20"/>
+        </w:rPr>
+      </w:pPr>
+      <w:r>
+        <w:rPr>
+          <w:sz w:val="24"/>
+          <w:szCs w:val="20"/>
+        </w:rPr>
+        <w:t>            };</w:t>
+      </w:r>
+    </w:p>
+    <w:p>
+      <w:pPr>
+        <w:rPr>
+          <w:sz w:val="24"/>
+          <w:szCs w:val="20"/>
+        </w:rPr>
+      </w:pPr>
+      <w:r>
+        <w:rPr>
+          <w:sz w:val="24"/>
+          <w:szCs w:val="20"/>
+        </w:rPr>
+        <w:t>            var response = await httpClient.PostAsJsonAsync("/People", newPeople);</w:t>
+      </w:r>
+    </w:p>
+    <w:p>
+      <w:pPr>
+        <w:rPr>
+          <w:sz w:val="24"/>
+          <w:szCs w:val="20"/>
+        </w:rPr>
+      </w:pPr>
+      <w:r>
+        <w:rPr>
+          <w:sz w:val="24"/>
+          <w:szCs w:val="20"/>
+        </w:rPr>
+        <w:t xml:space="preserve">             Assert.Equal(HttpStatusCode.Created, response.StatusCode);</w:t>
+      </w:r>
+    </w:p>
+    <w:p>
+      <w:pPr>
+        <w:rPr>
+          <w:sz w:val="24"/>
+          <w:szCs w:val="20"/>
+        </w:rPr>
+      </w:pPr>
+      <w:r>
+        <w:rPr>
+          <w:sz w:val="24"/>
+          <w:szCs w:val="20"/>
+        </w:rPr>
+        <w:t xml:space="preserve">             var people = await response.Content.ReadFromJsonAsync&lt;PeopleResponse&gt;();</w:t>
+      </w:r>
+    </w:p>
+    <w:p>
+      <w:pPr>
+        <w:rPr>
+          <w:sz w:val="24"/>
+          <w:szCs w:val="20"/>
+        </w:rPr>
+      </w:pPr>
+      <w:r>
+        <w:rPr>
+          <w:sz w:val="24"/>
+          <w:szCs w:val="20"/>
+        </w:rPr>
+        <w:t xml:space="preserve">             Assert.NotNull(people);</w:t>
+      </w:r>
+    </w:p>
+    <w:p>
+      <w:pPr>
+        <w:rPr>
+          <w:sz w:val="24"/>
+          <w:szCs w:val="20"/>
+        </w:rPr>
+      </w:pPr>
+      <w:r>
+        <w:rPr>
+          <w:sz w:val="24"/>
+          <w:szCs w:val="20"/>
+        </w:rPr>
+        <w:t>            Assert.Equal(newPeople.Name, people.Name);</w:t>
+      </w:r>
+    </w:p>
+    <w:p>
+      <w:pPr>
+        <w:rPr>
+          <w:sz w:val="24"/>
+          <w:szCs w:val="20"/>
+        </w:rPr>
+      </w:pPr>
+      <w:r>
+        <w:rPr>
+          <w:sz w:val="24"/>
+          <w:szCs w:val="20"/>
+        </w:rPr>
+        <w:t>            Assert.Equal(newPeople.Email, people.Email);</w:t>
+      </w:r>
+    </w:p>
+    <w:p>
+      <w:pPr>
+        <w:rPr>
+          <w:sz w:val="24"/>
+          <w:szCs w:val="20"/>
+        </w:rPr>
+      </w:pPr>
+      <w:r>
+        <w:rPr>
+          <w:sz w:val="24"/>
+          <w:szCs w:val="20"/>
+        </w:rPr>
+        <w:t>            Assert.False(string.IsNullOrEmpty(people.Id));</w:t>
+      </w:r>
+    </w:p>
+    <w:p>
+      <w:pPr>
+        <w:rPr>
+          <w:sz w:val="24"/>
+          <w:szCs w:val="20"/>
+        </w:rPr>
+      </w:pPr>
+      <w:r>
+        <w:rPr>
+          <w:sz w:val="24"/>
+          <w:szCs w:val="20"/>
+        </w:rPr>
+        <w:t xml:space="preserve">             var list = await httpClient.GetFromJsonAsync&lt;List&lt;PeopleResponse&gt;&gt;("/People");</w:t>
+      </w:r>
+    </w:p>
+    <w:p>
+      <w:pPr>
+        <w:rPr>
+          <w:sz w:val="24"/>
+          <w:szCs w:val="20"/>
+        </w:rPr>
+      </w:pPr>
+      <w:r>
+        <w:rPr>
+          <w:sz w:val="24"/>
+          <w:szCs w:val="20"/>
+        </w:rPr>
+        <w:t>            Assert.Equal(list.Count, 6);</w:t>
+      </w:r>
+    </w:p>
+    <w:p>
+      <w:pPr>
+        <w:rPr>
+          <w:sz w:val="24"/>
+          <w:szCs w:val="20"/>
+        </w:rPr>
+      </w:pPr>
+      <w:r>
+        <w:rPr>
+          <w:sz w:val="24"/>
+          <w:szCs w:val="20"/>
+        </w:rPr>
+        <w:t>        }</w:t>
+      </w:r>
+    </w:p>
+    <w:p>
+      <w:pPr>
+        <w:rPr>
+          <w:sz w:val="24"/>
+          <w:szCs w:val="20"/>
+        </w:rPr>
+      </w:pPr>
+      <w:r>
+        <w:rPr>
+          <w:sz w:val="24"/>
+          <w:szCs w:val="20"/>
+        </w:rPr>
+        <w:t xml:space="preserve">         [Fact]</w:t>
+      </w:r>
+    </w:p>
+    <w:p>
+      <w:pPr>
+        <w:rPr>
+          <w:sz w:val="24"/>
+          <w:szCs w:val="20"/>
+        </w:rPr>
+      </w:pPr>
+      <w:r>
+        <w:rPr>
+          <w:sz w:val="24"/>
+          <w:szCs w:val="20"/>
+        </w:rPr>
+        <w:t>        public async Task Update_ReturnNoContent_UpdateDB()</w:t>
+      </w:r>
+    </w:p>
+    <w:p>
+      <w:pPr>
+        <w:rPr>
+          <w:sz w:val="24"/>
+          <w:szCs w:val="20"/>
+        </w:rPr>
+      </w:pPr>
+      <w:r>
+        <w:rPr>
+          <w:sz w:val="24"/>
+          <w:szCs w:val="20"/>
+        </w:rPr>
+        <w:t>        {</w:t>
+      </w:r>
+    </w:p>
+    <w:p>
+      <w:pPr>
+        <w:rPr>
+          <w:sz w:val="24"/>
+          <w:szCs w:val="20"/>
+        </w:rPr>
+      </w:pPr>
+      <w:r>
+        <w:rPr>
+          <w:sz w:val="24"/>
+          <w:szCs w:val="20"/>
+        </w:rPr>
+        <w:t>            var peoples = await httpClient.GetFromJsonAsync&lt;List&lt;PeopleResponse&gt;&gt;("/People");</w:t>
+      </w:r>
+    </w:p>
+    <w:p>
+      <w:pPr>
+        <w:rPr>
+          <w:sz w:val="24"/>
+          <w:szCs w:val="20"/>
+        </w:rPr>
+      </w:pPr>
+      <w:r>
+        <w:rPr>
+          <w:sz w:val="24"/>
+          <w:szCs w:val="20"/>
+        </w:rPr>
+        <w:t>            string id = peoples[0].Id;</w:t>
+      </w:r>
+    </w:p>
+    <w:p>
+      <w:pPr>
+        <w:rPr>
+          <w:sz w:val="24"/>
+          <w:szCs w:val="20"/>
+        </w:rPr>
+      </w:pPr>
+      <w:r>
+        <w:rPr>
+          <w:sz w:val="24"/>
+          <w:szCs w:val="20"/>
+        </w:rPr>
+        <w:t xml:space="preserve">             var updatedPeople = new PeopleRequest</w:t>
+      </w:r>
+    </w:p>
+    <w:p>
+      <w:pPr>
+        <w:rPr>
+          <w:sz w:val="24"/>
+          <w:szCs w:val="20"/>
+        </w:rPr>
+      </w:pPr>
+      <w:r>
+        <w:rPr>
+          <w:sz w:val="24"/>
+          <w:szCs w:val="20"/>
+        </w:rPr>
+        <w:t>            {</w:t>
+      </w:r>
+    </w:p>
+    <w:p>
+      <w:pPr>
+        <w:rPr>
+          <w:sz w:val="24"/>
+          <w:szCs w:val="20"/>
+        </w:rPr>
+      </w:pPr>
+      <w:r>
+        <w:rPr>
+          <w:sz w:val="24"/>
+          <w:szCs w:val="20"/>
+        </w:rPr>
+        <w:lastRenderedPageBreak/>
+        <w:t>                Name = "Updatename",</w:t>
+      </w:r>
+    </w:p>
+    <w:p>
+      <w:pPr>
+        <w:rPr>
+          <w:sz w:val="24"/>
+          <w:szCs w:val="20"/>
+        </w:rPr>
+      </w:pPr>
+      <w:r>
+        <w:rPr>
+          <w:sz w:val="24"/>
+          <w:szCs w:val="20"/>
+        </w:rPr>
+        <w:t>                Email = "UpdateEmail@gmail.com"</w:t>
+      </w:r>
+    </w:p>
+    <w:p>
+      <w:pPr>
+        <w:rPr>
+          <w:sz w:val="24"/>
+          <w:szCs w:val="20"/>
+        </w:rPr>
+      </w:pPr>
+      <w:r>
+        <w:rPr>
+          <w:sz w:val="24"/>
+          <w:szCs w:val="20"/>
+        </w:rPr>
+        <w:t>            };</w:t>
+      </w:r>
+    </w:p>
+    <w:p>
+      <w:pPr>
+        <w:rPr>
+          <w:sz w:val="24"/>
+          <w:szCs w:val="20"/>
+        </w:rPr>
+      </w:pPr>
+      <w:r>
+        <w:rPr>
+          <w:sz w:val="24"/>
+          <w:szCs w:val="20"/>
+        </w:rPr>
+        <w:t xml:space="preserve">             var responce = await httpClient.PutAsJsonAsync($"/People/{id}",updatedPeople);</w:t>
+      </w:r>
+    </w:p>
+    <w:p>
+      <w:pPr>
+        <w:rPr>
+          <w:sz w:val="24"/>
+          <w:szCs w:val="20"/>
+        </w:rPr>
+      </w:pPr>
+      <w:r>
+        <w:rPr>
+          <w:sz w:val="24"/>
+          <w:szCs w:val="20"/>
+        </w:rPr>
+        <w:t xml:space="preserve">             Assert.Equal(HttpStatusCode.NoContent, responce.StatusCode);</w:t>
+      </w:r>
+    </w:p>
+    <w:p>
+      <w:pPr>
+        <w:rPr>
+          <w:sz w:val="24"/>
+          <w:szCs w:val="20"/>
+        </w:rPr>
+      </w:pPr>
+      <w:r>
+        <w:rPr>
+          <w:sz w:val="24"/>
+          <w:szCs w:val="20"/>
+        </w:rPr>
+        <w:t xml:space="preserve">             var p = await httpClient.GetFromJsonAsync&lt;PeopleResponse&gt;($"/People/{id}");</w:t>
+      </w:r>
+    </w:p>
+    <w:p>
+      <w:pPr>
+        <w:rPr>
+          <w:sz w:val="24"/>
+          <w:szCs w:val="20"/>
+        </w:rPr>
+      </w:pPr>
+      <w:r>
+        <w:rPr>
+          <w:sz w:val="24"/>
+          <w:szCs w:val="20"/>
+        </w:rPr>
+        <w:t xml:space="preserve">             Assert.Equal(updatedPeople.Name,p.Name);</w:t>
+      </w:r>
+    </w:p>
+    <w:p>
+      <w:pPr>
+        <w:rPr>
+          <w:sz w:val="24"/>
+          <w:szCs w:val="20"/>
+        </w:rPr>
+      </w:pPr>
+      <w:r>
+        <w:rPr>
+          <w:sz w:val="24"/>
+          <w:szCs w:val="20"/>
+        </w:rPr>
+        <w:t>            Assert.Equal(updatedPeople.Email, p.Email);</w:t>
+      </w:r>
+    </w:p>
+    <w:p>
+      <w:pPr>
+        <w:rPr>
+          <w:sz w:val="24"/>
+          <w:szCs w:val="20"/>
+        </w:rPr>
+      </w:pPr>
+      <w:r>
+        <w:rPr>
+          <w:sz w:val="24"/>
+          <w:szCs w:val="20"/>
+        </w:rPr>
+        <w:t xml:space="preserve">         }</w:t>
+      </w:r>
+    </w:p>
+    <w:p>
+      <w:pPr>
+        <w:rPr>
+          <w:sz w:val="24"/>
+          <w:szCs w:val="20"/>
+        </w:rPr>
+      </w:pPr>
+      <w:r>
+        <w:rPr>
+          <w:sz w:val="24"/>
+          <w:szCs w:val="20"/>
+        </w:rPr>
+        <w:t xml:space="preserve">         [Fact]</w:t>
+      </w:r>
+    </w:p>
+    <w:p>
+      <w:pPr>
+        <w:rPr>
+          <w:sz w:val="24"/>
+          <w:szCs w:val="20"/>
+        </w:rPr>
+      </w:pPr>
+      <w:r>
+        <w:rPr>
+          <w:sz w:val="24"/>
+          <w:szCs w:val="20"/>
+        </w:rPr>
+        <w:t>        public async Task Update_InvalidId_ReturnNotFound()</w:t>
+      </w:r>
+    </w:p>
+    <w:p>
+      <w:pPr>
+        <w:rPr>
+          <w:sz w:val="24"/>
+          <w:szCs w:val="20"/>
+        </w:rPr>
+      </w:pPr>
+      <w:r>
+        <w:rPr>
+          <w:sz w:val="24"/>
+          <w:szCs w:val="20"/>
+        </w:rPr>
+        <w:t>        {</w:t>
+      </w:r>
+    </w:p>
+    <w:p>
+      <w:pPr>
+        <w:rPr>
+          <w:sz w:val="24"/>
+          <w:szCs w:val="20"/>
+        </w:rPr>
+      </w:pPr>
+      <w:r>
+        <w:rPr>
+          <w:sz w:val="24"/>
+          <w:szCs w:val="20"/>
+        </w:rPr>
+        <w:t>            var response = await httpClient.PutAsJsonAsync(</w:t>
+      </w:r>
+    </w:p>
+    <w:p>
+      <w:pPr>
+        <w:rPr>
+          <w:sz w:val="24"/>
+          <w:szCs w:val="20"/>
+        </w:rPr>
+      </w:pPr>
+      <w:r>
+        <w:rPr>
+          <w:sz w:val="24"/>
+          <w:szCs w:val="20"/>
+        </w:rPr>
+        <w:t>                "/People/68f5e054f21b02f6aece46e5",</w:t>
+      </w:r>
+    </w:p>
+    <w:p>
+      <w:pPr>
+        <w:rPr>
+          <w:sz w:val="24"/>
+          <w:szCs w:val="20"/>
+        </w:rPr>
+      </w:pPr>
+      <w:r>
+        <w:rPr>
+          <w:sz w:val="24"/>
+          <w:szCs w:val="20"/>
+        </w:rPr>
+        <w:t>                new PeopleRequest() { Name = "Somename", Email = "SomeEmail@gmail.com" </w:t>
+      </w:r>
+    </w:p>
+    <w:p>
+      <w:pPr>
+        <w:rPr>
+          <w:sz w:val="24"/>
+          <w:szCs w:val="20"/>
+        </w:rPr>
+      </w:pPr>
+      <w:r>
+        <w:rPr>
+          <w:sz w:val="24"/>
+          <w:szCs w:val="20"/>
+        </w:rPr>
+        <w:t>             });</w:t>
+      </w:r>
+    </w:p>
+    <w:p>
+      <w:pPr>
+        <w:rPr>
+          <w:sz w:val="24"/>
+          <w:szCs w:val="20"/>
+        </w:rPr>
+      </w:pPr>
+      <w:r>
+        <w:rPr>
+          <w:sz w:val="24"/>
+          <w:szCs w:val="20"/>
+        </w:rPr>
+        <w:t xml:space="preserve">             Assert.Equal(HttpStatusCode.NotFound, response.StatusCode);</w:t>
+      </w:r>
+    </w:p>
+    <w:p>
+      <w:pPr>
+        <w:rPr>
+          <w:sz w:val="24"/>
+          <w:szCs w:val="20"/>
+        </w:rPr>
+      </w:pPr>
+      <w:r>
+        <w:rPr>
+          <w:sz w:val="24"/>
+          <w:szCs w:val="20"/>
+        </w:rPr>
+        <w:t>        }</w:t>
+      </w:r>
+    </w:p>
+    <w:p>
+      <w:pPr>
+        <w:rPr>
+          <w:sz w:val="24"/>
+          <w:szCs w:val="20"/>
+        </w:rPr>
+      </w:pPr>
+      <w:r>
+        <w:rPr>
+          <w:sz w:val="24"/>
+          <w:szCs w:val="20"/>
+        </w:rPr>
+        <w:t xml:space="preserve">         [Fact]</w:t>
+      </w:r>
+    </w:p>
+    <w:p>
+      <w:pPr>
+        <w:rPr>
+          <w:sz w:val="24"/>
+          <w:szCs w:val="20"/>
+        </w:rPr>
+      </w:pPr>
+      <w:r>
+        <w:rPr>
+          <w:sz w:val="24"/>
+          <w:szCs w:val="20"/>
+        </w:rPr>
+        <w:t>        public async Task UpdatePart_ReturnNoContent_UpdateDB()</w:t>
+      </w:r>
+    </w:p>
+    <w:p>
+      <w:pPr>
+        <w:rPr>
+          <w:sz w:val="24"/>
+          <w:szCs w:val="20"/>
+        </w:rPr>
+      </w:pPr>
+      <w:r>
+        <w:rPr>
+          <w:sz w:val="24"/>
+          <w:szCs w:val="20"/>
+        </w:rPr>
+        <w:t>        {</w:t>
+      </w:r>
+    </w:p>
+    <w:p>
+      <w:pPr>
+        <w:rPr>
+          <w:sz w:val="24"/>
+          <w:szCs w:val="20"/>
+        </w:rPr>
+      </w:pPr>
+      <w:r>
+        <w:rPr>
+          <w:sz w:val="24"/>
+          <w:szCs w:val="20"/>
+        </w:rPr>
+        <w:t>            var peoples = await httpClient.GetFromJsonAsync&lt;List&lt;PeopleResponse&gt;&gt;("/People");</w:t>
+      </w:r>
+    </w:p>
+    <w:p>
+      <w:pPr>
+        <w:rPr>
+          <w:sz w:val="24"/>
+          <w:szCs w:val="20"/>
+        </w:rPr>
+      </w:pPr>
+      <w:r>
+        <w:rPr>
+          <w:sz w:val="24"/>
+          <w:szCs w:val="20"/>
+        </w:rPr>
+        <w:t>            string id = peoples[0].Id;          </w:t>
+      </w:r>
+    </w:p>
+    <w:p>
+      <w:pPr>
+        <w:rPr>
+          <w:sz w:val="24"/>
+          <w:szCs w:val="20"/>
+        </w:rPr>
+      </w:pPr>
+      <w:r>
+        <w:rPr>
+          <w:sz w:val="24"/>
+          <w:szCs w:val="20"/>
+        </w:rPr>
+        <w:t>            string jsonPatch = @"{""name"": ""Patchname""}";</w:t>
+      </w:r>
+    </w:p>
+    <w:p>
+      <w:pPr>
+        <w:rPr>
+          <w:sz w:val="24"/>
+          <w:szCs w:val="20"/>
+        </w:rPr>
+      </w:pPr>
+      <w:r>
+        <w:rPr>
+          <w:sz w:val="24"/>
+          <w:szCs w:val="20"/>
+        </w:rPr>
+        <w:t>            var doc = JsonDocument.Parse(jsonPatch);</w:t>
+      </w:r>
+    </w:p>
+    <w:p>
+      <w:pPr>
+        <w:rPr>
+          <w:sz w:val="24"/>
+          <w:szCs w:val="20"/>
+        </w:rPr>
+      </w:pPr>
+      <w:r>
+        <w:rPr>
+          <w:sz w:val="24"/>
+          <w:szCs w:val="20"/>
+        </w:rPr>
+        <w:t>            var element = doc.RootElement;</w:t>
+      </w:r>
+    </w:p>
+    <w:p>
+      <w:pPr>
+        <w:rPr>
+          <w:sz w:val="24"/>
+          <w:szCs w:val="20"/>
+        </w:rPr>
+      </w:pPr>
+      <w:r>
+        <w:rPr>
+          <w:sz w:val="24"/>
+          <w:szCs w:val="20"/>
+        </w:rPr>
+        <w:t xml:space="preserve">             var responce = await httpClient.PatchAsJsonAsync($"/People/{id}", element);</w:t>
+      </w:r>
+    </w:p>
+    <w:p>
+      <w:pPr>
+        <w:rPr>
+          <w:sz w:val="24"/>
+          <w:szCs w:val="20"/>
+        </w:rPr>
+      </w:pPr>
+      <w:r>
+        <w:rPr>
+          <w:sz w:val="24"/>
+          <w:szCs w:val="20"/>
+        </w:rPr>
+        <w:t xml:space="preserve">             Assert.Equal(HttpStatusCode.NoContent, responce.StatusCode);</w:t>
+      </w:r>
+    </w:p>
+    <w:p>
+      <w:pPr>
+        <w:rPr>
+          <w:sz w:val="24"/>
+          <w:szCs w:val="20"/>
+        </w:rPr>
+      </w:pPr>
+      <w:r>
+        <w:rPr>
+          <w:sz w:val="24"/>
+          <w:szCs w:val="20"/>
+        </w:rPr>
+        <w:t xml:space="preserve">             var pathedPeople = await httpClient.GetFromJsonAsync&lt;PeopleResponse&gt;($"/People/{id}");</w:t>
+      </w:r>
+    </w:p>
+    <w:p>
+      <w:pPr>
+        <w:rPr>
+          <w:sz w:val="24"/>
+          <w:szCs w:val="20"/>
+        </w:rPr>
+      </w:pPr>
+      <w:r>
+        <w:rPr>
+          <w:sz w:val="24"/>
+          <w:szCs w:val="20"/>
+        </w:rPr>
+        <w:t xml:space="preserve">             Assert.Equal(peoples[0].Email, pathedPeople.Email);</w:t>
+      </w:r>
+    </w:p>
+    <w:p>
+      <w:pPr>
+        <w:rPr>
+          <w:sz w:val="24"/>
+          <w:szCs w:val="20"/>
+        </w:rPr>
+      </w:pPr>
+      <w:r>
+        <w:rPr>
+          <w:sz w:val="24"/>
+          <w:szCs w:val="20"/>
+        </w:rPr>
+        <w:t>            Assert.Equal("Patchname", pathedPeople.Name);</w:t>
+      </w:r>
+    </w:p>
+    <w:p>
+      <w:pPr>
+        <w:rPr>
+          <w:sz w:val="24"/>
+          <w:szCs w:val="20"/>
+        </w:rPr>
+      </w:pPr>
+      <w:r>
+        <w:rPr>
+          <w:sz w:val="24"/>
+          <w:szCs w:val="20"/>
+        </w:rPr>
+        <w:t xml:space="preserve">         }</w:t>
+      </w:r>
+    </w:p>
+    <w:p>
+      <w:pPr>
+        <w:rPr>
+          <w:sz w:val="24"/>
+          <w:szCs w:val="20"/>
+        </w:rPr>
+      </w:pPr>
+      <w:r>
+        <w:rPr>
+          <w:sz w:val="24"/>
+          <w:szCs w:val="20"/>
+        </w:rPr>
+        <w:t xml:space="preserve">         [Fact]</w:t>
+      </w:r>
+    </w:p>
+    <w:p>
+      <w:pPr>
+        <w:rPr>
+          <w:sz w:val="24"/>
+          <w:szCs w:val="20"/>
+        </w:rPr>
+      </w:pPr>
+      <w:r>
+        <w:rPr>
+          <w:sz w:val="24"/>
+          <w:szCs w:val="20"/>
+        </w:rPr>
+        <w:lastRenderedPageBreak/>
+        <w:t>        public async Task UpdatePart_InvalidId_ReturnNotFound()</w:t>
+      </w:r>
+    </w:p>
+    <w:p>
+      <w:pPr>
+        <w:rPr>
+          <w:sz w:val="24"/>
+          <w:szCs w:val="20"/>
+        </w:rPr>
+      </w:pPr>
+      <w:r>
+        <w:rPr>
+          <w:sz w:val="24"/>
+          <w:szCs w:val="20"/>
+        </w:rPr>
+        <w:t>        {</w:t>
+      </w:r>
+    </w:p>
+    <w:p>
+      <w:pPr>
+        <w:rPr>
+          <w:sz w:val="24"/>
+          <w:szCs w:val="20"/>
+        </w:rPr>
+      </w:pPr>
+      <w:r>
+        <w:rPr>
+          <w:sz w:val="24"/>
+          <w:szCs w:val="20"/>
+        </w:rPr>
+        <w:t>            string jsonPatch = @"{""name"": ""Patchname""}";</w:t>
+      </w:r>
+    </w:p>
+    <w:p>
+      <w:pPr>
+        <w:rPr>
+          <w:sz w:val="24"/>
+          <w:szCs w:val="20"/>
+        </w:rPr>
+      </w:pPr>
+      <w:r>
+        <w:rPr>
+          <w:sz w:val="24"/>
+          <w:szCs w:val="20"/>
+        </w:rPr>
+        <w:t>            var doc = JsonDocument.Parse(jsonPatch);</w:t>
+      </w:r>
+    </w:p>
+    <w:p>
+      <w:pPr>
+        <w:rPr>
+          <w:sz w:val="24"/>
+          <w:szCs w:val="20"/>
+        </w:rPr>
+      </w:pPr>
+      <w:r>
+        <w:rPr>
+          <w:sz w:val="24"/>
+          <w:szCs w:val="20"/>
+        </w:rPr>
+        <w:t>            var element = doc.RootElement;</w:t>
+      </w:r>
+    </w:p>
+    <w:p>
+      <w:pPr>
+        <w:rPr>
+          <w:sz w:val="24"/>
+          <w:szCs w:val="20"/>
+        </w:rPr>
+      </w:pPr>
+      <w:r>
+        <w:rPr>
+          <w:sz w:val="24"/>
+          <w:szCs w:val="20"/>
+        </w:rPr>
+        <w:t xml:space="preserve">             var response = await httpClient.PatchAsJsonAsync(</w:t>
+      </w:r>
+    </w:p>
+    <w:p>
+      <w:pPr>
+        <w:rPr>
+          <w:sz w:val="24"/>
+          <w:szCs w:val="20"/>
+        </w:rPr>
+      </w:pPr>
+      <w:r>
+        <w:rPr>
+          <w:sz w:val="24"/>
+          <w:szCs w:val="20"/>
+        </w:rPr>
+        <w:t>                "/People/68f5e054f21b02f6aece46e5",</w:t>
+      </w:r>
+    </w:p>
+    <w:p>
+      <w:pPr>
+        <w:rPr>
+          <w:sz w:val="24"/>
+          <w:szCs w:val="20"/>
+        </w:rPr>
+      </w:pPr>
+      <w:r>
+        <w:rPr>
+          <w:sz w:val="24"/>
+          <w:szCs w:val="20"/>
+        </w:rPr>
+        <w:t>                element</w:t>
+      </w:r>
+    </w:p>
+    <w:p>
+      <w:pPr>
+        <w:rPr>
+          <w:sz w:val="24"/>
+          <w:szCs w:val="20"/>
+        </w:rPr>
+      </w:pPr>
+      <w:r>
+        <w:rPr>
+          <w:sz w:val="24"/>
+          <w:szCs w:val="20"/>
+        </w:rPr>
+        <w:t>            );</w:t>
+      </w:r>
+    </w:p>
+    <w:p>
+      <w:pPr>
+        <w:rPr>
+          <w:sz w:val="24"/>
+          <w:szCs w:val="20"/>
+        </w:rPr>
+      </w:pPr>
+      <w:r>
+        <w:rPr>
+          <w:sz w:val="24"/>
+          <w:szCs w:val="20"/>
+        </w:rPr>
+        <w:t xml:space="preserve">             Assert.Equal(HttpStatusCode.NotFound, response.StatusCode);</w:t>
+      </w:r>
+    </w:p>
+    <w:p>
+      <w:pPr>
+        <w:rPr>
+          <w:sz w:val="24"/>
+          <w:szCs w:val="20"/>
+        </w:rPr>
+      </w:pPr>
+      <w:r>
+        <w:rPr>
+          <w:sz w:val="24"/>
+          <w:szCs w:val="20"/>
+        </w:rPr>
+        <w:t>        }</w:t>
+      </w:r>
+    </w:p>
+    <w:p>
+      <w:pPr>
+        <w:rPr>
+          <w:sz w:val="24"/>
+          <w:szCs w:val="20"/>
+        </w:rPr>
+      </w:pPr>
+      <w:r>
+        <w:rPr>
+          <w:sz w:val="24"/>
+          <w:szCs w:val="20"/>
+        </w:rPr>
+        <w:t xml:space="preserve">         [Fact]</w:t>
+      </w:r>
+    </w:p>
+    <w:p>
+      <w:pPr>
+        <w:rPr>
+          <w:sz w:val="24"/>
+          <w:szCs w:val="20"/>
+        </w:rPr>
+      </w:pPr>
+      <w:r>
+        <w:rPr>
+          <w:sz w:val="24"/>
+          <w:szCs w:val="20"/>
+        </w:rPr>
+        <w:t>        public async Task DeletePeople_ReturnNoContent_CheckDB()</w:t>
+      </w:r>
+    </w:p>
+    <w:p>
+      <w:pPr>
+        <w:rPr>
+          <w:sz w:val="24"/>
+          <w:szCs w:val="20"/>
+        </w:rPr>
+      </w:pPr>
+      <w:r>
+        <w:rPr>
+          <w:sz w:val="24"/>
+          <w:szCs w:val="20"/>
+        </w:rPr>
+        <w:t>        {</w:t>
+      </w:r>
+    </w:p>
+    <w:p>
+      <w:pPr>
+        <w:rPr>
+          <w:sz w:val="24"/>
+          <w:szCs w:val="20"/>
+        </w:rPr>
+      </w:pPr>
+      <w:r>
+        <w:rPr>
+          <w:sz w:val="24"/>
+          <w:szCs w:val="20"/>
+        </w:rPr>
+        <w:t>            var list = await httpClient.GetFromJsonAsync&lt;List&lt;PeopleResponse&gt;&gt;("/People");</w:t>
+      </w:r>
+    </w:p>
+    <w:p>
+      <w:pPr>
+        <w:rPr>
+          <w:sz w:val="24"/>
+          <w:szCs w:val="20"/>
+        </w:rPr>
+      </w:pPr>
+      <w:r>
+        <w:rPr>
+          <w:sz w:val="24"/>
+          <w:szCs w:val="20"/>
+        </w:rPr>
+        <w:t xml:space="preserve">             string id = list[0].Id;</w:t>
+      </w:r>
+    </w:p>
+    <w:p>
+      <w:pPr>
+        <w:rPr>
+          <w:sz w:val="24"/>
+          <w:szCs w:val="20"/>
+        </w:rPr>
+      </w:pPr>
+      <w:r>
+        <w:rPr>
+          <w:sz w:val="24"/>
+          <w:szCs w:val="20"/>
+        </w:rPr>
+        <w:t xml:space="preserve">             var resoponce = await httpClient.DeleteAsync($"/People/{id}");</w:t>
+      </w:r>
+    </w:p>
+    <w:p>
+      <w:pPr>
+        <w:rPr>
+          <w:sz w:val="24"/>
+          <w:szCs w:val="20"/>
+        </w:rPr>
+      </w:pPr>
+      <w:r>
+        <w:rPr>
+          <w:sz w:val="24"/>
+          <w:szCs w:val="20"/>
+        </w:rPr>
+        <w:t xml:space="preserve">             Assert.Equal(HttpStatusCode.NoContent, resoponce.StatusCode);</w:t>
+      </w:r>
+    </w:p>
+    <w:p>
+      <w:pPr>
+        <w:rPr>
+          <w:sz w:val="24"/>
+          <w:szCs w:val="20"/>
+        </w:rPr>
+      </w:pPr>
+      <w:r>
+        <w:rPr>
+          <w:sz w:val="24"/>
+          <w:szCs w:val="20"/>
+        </w:rPr>
+        <w:t xml:space="preserve">             list = await httpClient.GetFromJsonAsync&lt;List&lt;PeopleResponse&gt;&gt;("/People");</w:t>
+      </w:r>
+    </w:p>
+    <w:p>
+      <w:pPr>
+        <w:rPr>
+          <w:sz w:val="24"/>
+          <w:szCs w:val="20"/>
+        </w:rPr>
+      </w:pPr>
+      <w:r>
+        <w:rPr>
+          <w:sz w:val="24"/>
+          <w:szCs w:val="20"/>
+        </w:rPr>
+        <w:t xml:space="preserve">             Assert.Equal(4, list.Count);</w:t>
+      </w:r>
+    </w:p>
+    <w:p>
+      <w:pPr>
+        <w:rPr>
+          <w:sz w:val="24"/>
+          <w:szCs w:val="20"/>
+        </w:rPr>
+      </w:pPr>
+      <w:r>
+        <w:rPr>
+          <w:sz w:val="24"/>
+          <w:szCs w:val="20"/>
+        </w:rPr>
+        <w:t xml:space="preserve">         }</w:t>
+      </w:r>
+    </w:p>
+    <w:p>
+      <w:pPr>
+        <w:rPr>
+          <w:sz w:val="24"/>
+          <w:szCs w:val="20"/>
+        </w:rPr>
+      </w:pPr>
+      <w:r>
+        <w:rPr>
+          <w:sz w:val="24"/>
+          <w:szCs w:val="20"/>
+        </w:rPr>
+        <w:t xml:space="preserve">         [Fact]</w:t>
+      </w:r>
+    </w:p>
+    <w:p>
+      <w:pPr>
+        <w:rPr>
+          <w:sz w:val="24"/>
+          <w:szCs w:val="20"/>
+        </w:rPr>
+      </w:pPr>
+      <w:r>
+        <w:rPr>
+          <w:sz w:val="24"/>
+          <w:szCs w:val="20"/>
+        </w:rPr>
+        <w:t>        public async Task Delete_InvalidId_NotFound()</w:t>
+      </w:r>
+    </w:p>
+    <w:p>
+      <w:pPr>
+        <w:rPr>
+          <w:sz w:val="24"/>
+          <w:szCs w:val="20"/>
+        </w:rPr>
+      </w:pPr>
+      <w:r>
+        <w:rPr>
+          <w:sz w:val="24"/>
+          <w:szCs w:val="20"/>
+        </w:rPr>
+        <w:t>        {</w:t>
+      </w:r>
+    </w:p>
+    <w:p>
+      <w:pPr>
+        <w:rPr>
+          <w:sz w:val="24"/>
+          <w:szCs w:val="20"/>
+        </w:rPr>
+      </w:pPr>
+      <w:r>
+        <w:rPr>
+          <w:sz w:val="24"/>
+          <w:szCs w:val="20"/>
+        </w:rPr>
+        <w:t>            var responce = await httpClient.DeleteAsync("/People/68f5e054f21b02f6aece46e5");</w:t>
+      </w:r>
+    </w:p>
+    <w:p>
+      <w:pPr>
+        <w:rPr>
+          <w:sz w:val="24"/>
+          <w:szCs w:val="20"/>
+        </w:rPr>
+      </w:pPr>
+      <w:r>
+        <w:rPr>
+          <w:sz w:val="24"/>
+          <w:szCs w:val="20"/>
+        </w:rPr>
+        <w:t xml:space="preserve">             Assert.Equal(HttpStatusCode.NotFound, responce.StatusCode);</w:t>
+      </w:r>
+    </w:p>
+    <w:p>
+      <w:pPr>
+        <w:rPr>
+          <w:sz w:val="24"/>
+          <w:szCs w:val="20"/>
+          <w:lang w:val="en-US"/>
+        </w:rPr>
+      </w:pPr>
+      <w:r>
+        <w:rPr>
+          <w:sz w:val="24"/>
+          <w:szCs w:val="20"/>
+        </w:rPr>
+        <w:t>        }</w:t>
+      </w:r>
+    </w:p>
+    <w:p>
+      <w:pPr>
+        <w:rPr>
+          <w:sz w:val="24"/>
+          <w:szCs w:val="20"/>
+        </w:rPr>
+      </w:pPr>
+      <w:r>
+        <w:rPr>
+          <w:sz w:val="24"/>
+          <w:szCs w:val="20"/>
+        </w:rPr>
+        <w:t>    }</w:t>
+      </w:r>
+    </w:p>
+    <w:p>
+      <w:pPr>
+        <w:rPr>
+          <w:sz w:val="24"/>
+          <w:szCs w:val="20"/>
+        </w:rPr>
+      </w:pPr>
+      <w:r>
+        <w:rPr>
+          <w:sz w:val="24"/>
+          <w:szCs w:val="20"/>
+        </w:rPr>
+        <w:t>}</w:t>
+      </w:r>
+    </w:p>
+    <w:p>
+      <w:pPr>
+        <w:rPr>
+          <w:sz w:val="24"/>
+          <w:szCs w:val="20"/>
+          <w:lang w:val="en-US"/>
+        </w:rPr>
+      </w:pPr>
+      <w:r>
+        <w:rPr>
+          <w:sz w:val="24"/>
+          <w:szCs w:val="20"/>
+          <w:lang w:val="en-US"/>
+        </w:rPr>
+        <w:tab/>
+      </w:r>
+      <w:r>
+        <w:rPr>
+          <w:sz w:val="24"/>
+          <w:szCs w:val="20"/>
+        </w:rPr>
+        <w:t>Виконано інтеграційні тести</w:t>
+      </w:r>
+      <w:r>
+        <w:rPr>
+          <w:sz w:val="24"/>
+          <w:szCs w:val="20"/>
+          <w:lang w:val="en-US"/>
+        </w:rPr>
+        <w:t>:</w:t>
+      </w:r>
+    </w:p>
+    <w:p>
+      <w:pPr>
+        <w:rPr>
+          <w:sz w:val="24"/>
+          <w:szCs w:val="20"/>
+          <w:lang w:val="en-US"/>
+        </w:rPr>
+      </w:pPr>
+      <w:r>
+        <w:rPr>
+          <w:sz w:val="24"/>
+          <w:szCs w:val="20"/>
+          <w:lang w:val="en-US"/>
+        </w:rPr>
+        <w:lastRenderedPageBreak/>
+        <w:drawing>
+          <wp:inline distT="0" distB="0" distL="0" distR="0" wp14:anchorId="27B3A2DF" wp14:editId="571857E4">
+            <wp:extent cx="6119495" cy="1517650"/>
+            <wp:effectExtent l="0" t="0" r="0" b="6350"/>
+            <wp:docPr id="1756347017" name="Рисунок 1"/>
+            <wp:cNvGraphicFramePr>
+              <a:graphicFrameLocks xmlns:a="http://schemas.openxmlformats.org/drawingml/2006/main" noChangeAspect="1"/>
+            </wp:cNvGraphicFramePr>
+            <a:graphic xmlns:a="http://schemas.openxmlformats.org/drawingml/2006/main">
+              <a:graphicData uri="http://schemas.openxmlformats.org/drawingml/2006/picture">
+                <pic:pic xmlns:pic="http://schemas.openxmlformats.org/drawingml/2006/picture">
+                  <pic:nvPicPr>
+                    <pic:cNvPr id="1756347017" name=""/>
+                    <pic:cNvPicPr/>
+                  </pic:nvPicPr>
+                  <pic:blipFill>
+                    <a:blip r:embed="rId20"/>
+                    <a:stretch>
+                      <a:fillRect/>
+                    </a:stretch>
+                  </pic:blipFill>
+                  <pic:spPr>
+                    <a:xfrm>
+                      <a:off x="0" y="0"/>
+                      <a:ext cx="6119495" cy="1517650"/>
+                    </a:xfrm>
+                    <a:prstGeom prst="rect">
+                      <a:avLst/>
+                    </a:prstGeom>
+                  </pic:spPr>
+                </pic:pic>
+              </a:graphicData>
+            </a:graphic>
+          </wp:inline>
+        </w:drawing>
+      </w:r>
+    </w:p>
+    <w:p>
+      <w:pPr>
+        <w:jc w:val="center"/>
+        <w:rPr>
+          <w:sz w:val="24"/>
+          <w:szCs w:val="20"/>
+        </w:rPr>
+      </w:pPr>
+      <w:r>
+        <w:rPr>
+          <w:sz w:val="24"/>
+          <w:szCs w:val="20"/>
+        </w:rPr>
+        <w:t>Рисунок 13 – Виконані інтеграційні тести</w:t>
+      </w:r>
+    </w:p>
+    <w:p>
+      <w:pPr>
+        <w:pStyle w:val="51"/>
+        <w:ind w:firstLine="284"/>
+        <w:rPr>
+          <w:rFonts w:ascii="Times New Roman" w:hAnsi="Times New Roman" w:cs="Times New Roman"/>
+          <w:b/>
+          <w:sz w:val="28"/>
+          <w:lang w:val="uk-UA"/>
+        </w:rPr>
+      </w:pPr>
+      <w:r>
+        <w:rPr>
+          <w:rFonts w:ascii="Times New Roman" w:hAnsi="Times New Roman" w:cs="Times New Roman"/>
+          <w:b/>
+          <w:sz w:val="28"/>
+          <w:lang w:val="uk-UA"/>
+        </w:rPr>
+        <w:t xml:space="preserve">ВИСНОВОК: </w:t>
+      </w:r>
+    </w:p>
+    <w:p>
+      <w:pPr>
+        <w:jc w:val="both"/>
+        <w:rPr>
+          <w:sz w:val="24"/>
+          <w:szCs w:val="20"/>
+        </w:rPr>
+      </w:pPr>
+      <w:r>
+        <w:rPr>
+          <w:sz w:val="24"/>
+          <w:szCs w:val="20"/>
+        </w:rPr>
+        <w:t xml:space="preserve">На даній лабораторній роботі я навчився розробляти </w:t>
+      </w:r>
+      <w:r>
+        <w:rPr>
+          <w:sz w:val="24"/>
+          <w:szCs w:val="20"/>
+          <w:lang w:val="en-US"/>
+        </w:rPr>
+        <w:t>Unit</w:t>
+      </w:r>
+      <w:r>
+        <w:rPr>
+          <w:sz w:val="24"/>
+          <w:szCs w:val="20"/>
+          <w:lang w:val="ru-RU"/>
+        </w:rPr>
+        <w:t xml:space="preserve"> </w:t>
+      </w:r>
+      <w:r>
+        <w:rPr>
+          <w:sz w:val="24"/>
+          <w:szCs w:val="20"/>
+          <w:lang w:val="ru-RU"/>
+        </w:rPr>
+        <w:t>–</w:t>
+      </w:r>
+      <w:r>
+        <w:rPr>
+          <w:sz w:val="24"/>
+          <w:szCs w:val="20"/>
+          <w:lang w:val="ru-RU"/>
+        </w:rPr>
+        <w:t xml:space="preserve"> </w:t>
+      </w:r>
+      <w:r>
+        <w:rPr>
+          <w:sz w:val="24"/>
+          <w:szCs w:val="20"/>
+        </w:rPr>
+        <w:t>те</w:t>
+      </w:r>
+      <w:r>
+        <w:rPr>
+          <w:sz w:val="24"/>
+          <w:szCs w:val="20"/>
+        </w:rPr>
+        <w:t xml:space="preserve">сти до вже готових класів, а також розробляти </w:t>
+      </w:r>
+      <w:r>
+        <w:rPr>
+          <w:sz w:val="24"/>
+          <w:szCs w:val="20"/>
+          <w:lang w:val="en-US"/>
+        </w:rPr>
+        <w:t>Unit</w:t>
+      </w:r>
+      <w:r>
+        <w:rPr>
+          <w:sz w:val="24"/>
+          <w:szCs w:val="20"/>
+          <w:lang w:val="ru-RU"/>
+        </w:rPr>
+        <w:t xml:space="preserve"> </w:t>
+      </w:r>
+      <w:r>
+        <w:rPr>
+          <w:sz w:val="24"/>
+          <w:szCs w:val="20"/>
+          <w:lang w:val="ru-RU"/>
+        </w:rPr>
+        <w:t>–</w:t>
+      </w:r>
+      <w:r>
+        <w:rPr>
+          <w:sz w:val="24"/>
+          <w:szCs w:val="20"/>
+          <w:lang w:val="ru-RU"/>
+        </w:rPr>
+        <w:t xml:space="preserve"> </w:t>
+      </w:r>
+      <w:r>
+        <w:rPr>
+          <w:sz w:val="24"/>
+          <w:szCs w:val="20"/>
+        </w:rPr>
+        <w:t xml:space="preserve">тести за технологією </w:t>
+      </w:r>
+      <w:r>
+        <w:rPr>
+          <w:sz w:val="24"/>
+          <w:szCs w:val="20"/>
+          <w:lang w:val="en-US"/>
+        </w:rPr>
+        <w:t>TDD</w:t>
+      </w:r>
+      <w:r>
+        <w:rPr>
+          <w:sz w:val="24"/>
+          <w:szCs w:val="20"/>
+        </w:rPr>
+        <w:t>.</w:t>
+      </w:r>
+      <w:r>
+        <w:rPr>
+          <w:sz w:val="24"/>
+          <w:szCs w:val="20"/>
+        </w:rPr>
+        <w:t xml:space="preserve"> Також навчився реалізовувати інтеграційні тести, задопоогою заміни віддаленої БД</w:t>
+      </w:r>
+    </w:p>
+    <w:p>
+      <w:pPr>
+        <w:rPr>
+          <w:sz w:val="24"/>
+          <w:szCs w:val="20"/>
+        </w:rPr>
+      </w:pPr>
+    </w:p>
+    <w:p>
+      <w:pPr>
+        <w:rPr>
+          <w:sz w:val="24"/>
+          <w:szCs w:val="20"/>
+        </w:rPr>
+      </w:pPr>
+    </w:p>
+    <w:p>
+      <w:pPr>
+        <w:rPr>
+          <w:sz w:val="24"/>
+          <w:szCs w:val="20"/>
+        </w:rPr>
+      </w:pPr>
+    </w:p>
     <w:sectPr>
-      <w:headerReference w:type="even" r:id="rId20"/>
-      <w:headerReference w:type="default" r:id="rId21"/>
-      <w:footerReference w:type="even" r:id="rId22"/>
-      <w:footerReference w:type="default" r:id="rId23"/>
-      <w:headerReference w:type="first" r:id="rId24"/>
-      <w:footerReference w:type="first" r:id="rId25"/>
+      <w:headerReference w:type="even" r:id="rId21"/>
+      <w:headerReference w:type="default" r:id="rId22"/>
+      <w:footerReference w:type="even" r:id="rId23"/>
+      <w:footerReference w:type="default" r:id="rId24"/>
+      <w:headerReference w:type="first" r:id="rId25"/>
+      <w:footerReference w:type="first" r:id="rId26"/>
       <w:pgSz w:w="11906" w:h="16838"/>
       <w:pgMar w:top="1134" w:right="851" w:bottom="1134" w:left="1418" w:header="709" w:footer="709" w:gutter="0"/>
       <w:cols w:space="708"/>
@@ -28650,7 +32531,6 @@
   <w:style w:type="character" w:default="1" w:styleId="a0">
     <w:name w:val="Default Paragraph Font"/>
     <w:uiPriority w:val="1"/>
-    <w:semiHidden/>
     <w:unhideWhenUsed/>
   </w:style>
   <w:style w:type="table" w:default="1" w:styleId="a1">
